--- a/lessons/1-6/downloads/1-6-notes-teacher.docx
+++ b/lessons/1-6/downloads/1-6-notes-teacher.docx
@@ -14,7 +14,7 @@
           <w:sz w:val="18"/>
           <w:szCs w:val="18"/>
         </w:rPr>
-        <w:t xml:space="preserve">UNIT 1  ·  LESSON 6      STANDARD 6.NS.3</w:t>
+        <w:t xml:space="preserve">UNIT 1  ·  LESSON 6      STANDARD 6.NOS.3</w:t>
       </w:r>
     </w:p>
     <w:p>
@@ -2379,7 +2379,7 @@
           <w:sz w:val="19"/>
           <w:szCs w:val="19"/>
         </w:rPr>
-        <w:t xml:space="preserve">Product,  Decimal point,  Estimate,  Place value</w:t>
+        <w:t xml:space="preserve">product,  decimal point,  estimate,  place value,  decimal places</w:t>
       </w:r>
     </w:p>
     <w:p>
@@ -2441,6 +2441,32 @@
           <w:szCs w:val="19"/>
         </w:rPr>
         <w:t xml:space="preserve">Solve each problem. Show your thinking in the work box.</w:t>
+      </w:r>
+    </w:p>
+    <w:p>
+      <w:pPr>
+        <w:pStyle w:val="Heading2"/>
+        <w:spacing w:after="80" w:before="180"/>
+      </w:pPr>
+      <w:r>
+        <w:rPr>
+          <w:b/>
+          <w:bCs/>
+          <w:color w:val="12355B"/>
+          <w:sz w:val="24"/>
+          <w:szCs w:val="24"/>
+        </w:rPr>
+        <w:t xml:space="preserve">Level 1 Support</w:t>
+      </w:r>
+      <w:r>
+        <w:rPr>
+          <w:i/>
+          <w:iCs/>
+          <w:color w:val="1FA6A2"/>
+          <w:sz w:val="19"/>
+          <w:szCs w:val="19"/>
+        </w:rPr>
+        <w:t xml:space="preserve">   extra scaffolding</w:t>
       </w:r>
     </w:p>
     <w:p>
@@ -2705,6 +2731,32 @@
     </w:tbl>
     <w:p>
       <w:pPr>
+        <w:pStyle w:val="Heading2"/>
+        <w:spacing w:after="80" w:before="180"/>
+      </w:pPr>
+      <w:r>
+        <w:rPr>
+          <w:b/>
+          <w:bCs/>
+          <w:color w:val="12355B"/>
+          <w:sz w:val="24"/>
+          <w:szCs w:val="24"/>
+        </w:rPr>
+        <w:t xml:space="preserve">On Level</w:t>
+      </w:r>
+      <w:r>
+        <w:rPr>
+          <w:i/>
+          <w:iCs/>
+          <w:color w:val="12355B"/>
+          <w:sz w:val="19"/>
+          <w:szCs w:val="19"/>
+        </w:rPr>
+        <w:t xml:space="preserve">   grade-level practice</w:t>
+      </w:r>
+    </w:p>
+    <w:p>
+      <w:pPr>
         <w:keepNext/>
         <w:spacing w:after="60" w:before="160"/>
       </w:pPr>
@@ -2835,136 +2887,6 @@
     </w:tbl>
     <w:p>
       <w:pPr>
-        <w:keepNext/>
-        <w:spacing w:after="60" w:before="160"/>
-      </w:pPr>
-      <w:r>
-        <w:rPr>
-          <w:b/>
-          <w:bCs/>
-          <w:color w:val="12355B"/>
-          <w:sz w:val="22"/>
-          <w:szCs w:val="22"/>
-        </w:rPr>
-        <w:t xml:space="preserve">4.  </w:t>
-      </w:r>
-      <w:r>
-        <w:rPr>
-          <w:b/>
-          <w:bCs/>
-          <w:sz w:val="21"/>
-          <w:szCs w:val="21"/>
-        </w:rPr>
-        <w:t xml:space="preserve">A customer orders 3 taco baskets at $4.25 each. What is the total before tax?</w:t>
-      </w:r>
-    </w:p>
-    <w:p>
-      <w:pPr>
-        <w:spacing w:after="40"/>
-        <w:ind w:left="420"/>
-      </w:pPr>
-      <w:r>
-        <w:rPr>
-          <w:sz w:val="20"/>
-          <w:szCs w:val="20"/>
-        </w:rPr>
-        <w:t xml:space="preserve">A)  $12.75</w:t>
-      </w:r>
-    </w:p>
-    <w:p>
-      <w:pPr>
-        <w:spacing w:after="40"/>
-        <w:ind w:left="420"/>
-      </w:pPr>
-      <w:r>
-        <w:rPr>
-          <w:sz w:val="20"/>
-          <w:szCs w:val="20"/>
-        </w:rPr>
-        <w:t xml:space="preserve">B)  $12.15</w:t>
-      </w:r>
-    </w:p>
-    <w:p>
-      <w:pPr>
-        <w:spacing w:after="40"/>
-        <w:ind w:left="420"/>
-      </w:pPr>
-      <w:r>
-        <w:rPr>
-          <w:sz w:val="20"/>
-          <w:szCs w:val="20"/>
-        </w:rPr>
-        <w:t xml:space="preserve">C)  $1.275</w:t>
-      </w:r>
-    </w:p>
-    <w:p>
-      <w:pPr>
-        <w:spacing w:after="40"/>
-        <w:ind w:left="420"/>
-      </w:pPr>
-      <w:r>
-        <w:rPr>
-          <w:sz w:val="20"/>
-          <w:szCs w:val="20"/>
-        </w:rPr>
-        <w:t xml:space="preserve">D)  $127.50</w:t>
-      </w:r>
-    </w:p>
-    <w:p>
-      <w:pPr>
-        <w:spacing w:after="20"/>
-      </w:pPr>
-      <w:r>
-        <w:t xml:space="preserve"/>
-      </w:r>
-    </w:p>
-    <w:tbl>
-      <w:tblPr>
-        <w:tblW w:type="pct" w:w="100%"/>
-        <w:tblBorders>
-          <w:top w:val="single" w:color="C7D2DD" w:sz="6"/>
-          <w:left w:val="single" w:color="C7D2DD" w:sz="6"/>
-          <w:bottom w:val="single" w:color="C7D2DD" w:sz="6"/>
-          <w:right w:val="single" w:color="C7D2DD" w:sz="6"/>
-          <w:insideH w:val="single" w:color="auto" w:sz="4"/>
-          <w:insideV w:val="single" w:color="auto" w:sz="4"/>
-        </w:tblBorders>
-      </w:tblPr>
-      <w:tblGrid>
-        <w:gridCol w:w="100"/>
-      </w:tblGrid>
-      <w:tr>
-        <w:tc>
-          <w:tcPr>
-            <w:shd w:fill="FBF3E2" w:color="auto" w:val="clear"/>
-            <w:tcMar>
-              <w:top w:type="dxa" w:w="60"/>
-              <w:left w:type="dxa" w:w="120"/>
-              <w:bottom w:type="dxa" w:w="60"/>
-              <w:right w:type="dxa" w:w="120"/>
-            </w:tcMar>
-          </w:tcPr>
-          <w:p>
-            <w:pPr>
-              <w:spacing w:after="0" w:line="320"/>
-            </w:pPr>
-            <w:r>
-              <w:t xml:space="preserve"/>
-            </w:r>
-          </w:p>
-          <w:p>
-            <w:pPr>
-              <w:spacing w:after="0" w:line="320"/>
-            </w:pPr>
-            <w:r>
-              <w:t xml:space="preserve"/>
-            </w:r>
-          </w:p>
-        </w:tc>
-      </w:tr>
-    </w:tbl>
-    <w:p>
-      <w:pPr>
         <w:pStyle w:val="Heading1"/>
         <w:pageBreakBefore/>
         <w:pBdr>
@@ -3312,23 +3234,17 @@
     </w:p>
     <w:p>
       <w:pPr>
-        <w:spacing w:after="80"/>
-      </w:pPr>
-      <w:r>
-        <w:rPr>
-          <w:b/>
-          <w:bCs/>
-          <w:sz w:val="21"/>
-          <w:szCs w:val="21"/>
-        </w:rPr>
-        <w:t xml:space="preserve">1.  </w:t>
-      </w:r>
-      <w:r>
-        <w:rPr>
-          <w:sz w:val="21"/>
-          <w:szCs w:val="21"/>
-        </w:rPr>
-        <w:t xml:space="preserve">A)  21.2</w:t>
+        <w:spacing w:after="100"/>
+      </w:pPr>
+      <w:r>
+        <w:rPr>
+          <w:b/>
+          <w:bCs/>
+          <w:color w:val="B97A12"/>
+          <w:sz w:val="20"/>
+          <w:szCs w:val="20"/>
+        </w:rPr>
+        <w:t xml:space="preserve">Watch for this mistake:  </w:t>
       </w:r>
       <w:r>
         <w:rPr>
@@ -3338,7 +3254,23 @@
           <w:sz w:val="19"/>
           <w:szCs w:val="19"/>
         </w:rPr>
-        <w:t xml:space="preserve">  — 53 × 4 = 212. There is 1 total decimal place, so place the decimal to get 21.2.</w:t>
+        <w:t xml:space="preserve">A common mistake in Multiply Decimals is counting decimal places from only one factor instead of adding the decimal places from BOTH factors. For example, in 0.4 × 0.06, a student multiplies 4 × 6 = 24, then places the decimal point using just one factor's place count (1 place), writing 0.24 instead of the correct answer: 0.4 has 1 decimal place and 0.06 has 2 decimal places, for a total of 3, so 24 becomes 0.024. Before you submit, count the decimal places in EACH factor separately and add them together — that total is how many decimal places belong in your final answer.</w:t>
+      </w:r>
+    </w:p>
+    <w:p>
+      <w:pPr>
+        <w:pStyle w:val="Heading2"/>
+        <w:spacing w:after="80" w:before="180"/>
+      </w:pPr>
+      <w:r>
+        <w:rPr>
+          <w:b/>
+          <w:bCs/>
+          <w:color w:val="12355B"/>
+          <w:sz w:val="24"/>
+          <w:szCs w:val="24"/>
+        </w:rPr>
+        <w:t xml:space="preserve">Level 1 Support</w:t>
       </w:r>
     </w:p>
     <w:p>
@@ -3352,14 +3284,14 @@
           <w:sz w:val="21"/>
           <w:szCs w:val="21"/>
         </w:rPr>
-        <w:t xml:space="preserve">2.  </w:t>
-      </w:r>
-      <w:r>
-        <w:rPr>
-          <w:sz w:val="21"/>
-          <w:szCs w:val="21"/>
-        </w:rPr>
-        <w:t xml:space="preserve">A)  5 × 3 = 15</w:t>
+        <w:t xml:space="preserve">1.  </w:t>
+      </w:r>
+      <w:r>
+        <w:rPr>
+          <w:sz w:val="21"/>
+          <w:szCs w:val="21"/>
+        </w:rPr>
+        <w:t xml:space="preserve">A)  21.2</w:t>
       </w:r>
       <w:r>
         <w:rPr>
@@ -3369,7 +3301,7 @@
           <w:sz w:val="19"/>
           <w:szCs w:val="19"/>
         </w:rPr>
-        <w:t xml:space="preserve">  — Round 4.8 to 5 and 3.2 to 3. The estimate 5 × 3 = 15 is closest to the exact answer 15.36.</w:t>
+        <w:t xml:space="preserve">  — 53 × 4 = 212. There is 1 total decimal place, so place the decimal to get 21.2.</w:t>
       </w:r>
     </w:p>
     <w:p>
@@ -3383,14 +3315,14 @@
           <w:sz w:val="21"/>
           <w:szCs w:val="21"/>
         </w:rPr>
-        <w:t xml:space="preserve">3.  </w:t>
-      </w:r>
-      <w:r>
-        <w:rPr>
-          <w:sz w:val="21"/>
-          <w:szCs w:val="21"/>
-        </w:rPr>
-        <w:t xml:space="preserve">A)  133.2 miles</w:t>
+        <w:t xml:space="preserve">2.  </w:t>
+      </w:r>
+      <w:r>
+        <w:rPr>
+          <w:sz w:val="21"/>
+          <w:szCs w:val="21"/>
+        </w:rPr>
+        <w:t xml:space="preserve">A)  5 × 3 = 15</w:t>
       </w:r>
       <w:r>
         <w:rPr>
@@ -3400,7 +3332,23 @@
           <w:sz w:val="19"/>
           <w:szCs w:val="19"/>
         </w:rPr>
-        <w:t xml:space="preserve">  — 555 × 24 = 13,320. Total decimal places: 1 + 1 = 2. Answer: 133.20 = 133.2 miles.</w:t>
+        <w:t xml:space="preserve">  — Round 4.8 to 5 and 3.2 to 3. The estimate 5 × 3 = 15 is closest to the exact answer 15.36.</w:t>
+      </w:r>
+    </w:p>
+    <w:p>
+      <w:pPr>
+        <w:pStyle w:val="Heading2"/>
+        <w:spacing w:after="80" w:before="180"/>
+      </w:pPr>
+      <w:r>
+        <w:rPr>
+          <w:b/>
+          <w:bCs/>
+          <w:color w:val="12355B"/>
+          <w:sz w:val="24"/>
+          <w:szCs w:val="24"/>
+        </w:rPr>
+        <w:t xml:space="preserve">On Level</w:t>
       </w:r>
     </w:p>
     <w:p>
@@ -3414,14 +3362,14 @@
           <w:sz w:val="21"/>
           <w:szCs w:val="21"/>
         </w:rPr>
-        <w:t xml:space="preserve">4.  </w:t>
-      </w:r>
-      <w:r>
-        <w:rPr>
-          <w:sz w:val="21"/>
-          <w:szCs w:val="21"/>
-        </w:rPr>
-        <w:t xml:space="preserve">A)  $12.75</w:t>
+        <w:t xml:space="preserve">3.  </w:t>
+      </w:r>
+      <w:r>
+        <w:rPr>
+          <w:sz w:val="21"/>
+          <w:szCs w:val="21"/>
+        </w:rPr>
+        <w:t xml:space="preserve">A)  133.2 miles</w:t>
       </w:r>
       <w:r>
         <w:rPr>
@@ -3431,7 +3379,7 @@
           <w:sz w:val="19"/>
           <w:szCs w:val="19"/>
         </w:rPr>
-        <w:t xml:space="preserve">  — 3 × 425 = 1,275. The factor $4.25 has 2 decimal places, so 3 × $4.25 = $12.75.</w:t>
+        <w:t xml:space="preserve">  — 555 × 24 = 13,320. Total decimal places: 1 + 1 = 2. Answer: 133.20 = 133.2 miles.</w:t>
       </w:r>
     </w:p>
     <w:p>

--- a/lessons/1-6/downloads/1-6-notes-teacher.docx
+++ b/lessons/1-6/downloads/1-6-notes-teacher.docx
@@ -1247,7 +1247,22 @@
           <w:sz w:val="30"/>
           <w:szCs w:val="30"/>
         </w:rPr>
-        <w:t xml:space="preserve">Worked Example</w:t>
+        <w:t xml:space="preserve">Write About the Math</w:t>
+      </w:r>
+    </w:p>
+    <w:p>
+      <w:pPr>
+        <w:spacing w:after="100"/>
+      </w:pPr>
+      <w:r>
+        <w:rPr>
+          <w:i/>
+          <w:iCs/>
+          <w:color w:val="5F6F80"/>
+          <w:sz w:val="19"/>
+          <w:szCs w:val="19"/>
+        </w:rPr>
+        <w:t xml:space="preserve">Use the support level you need. Every level answers the same math question.</w:t>
       </w:r>
     </w:p>
     <w:p>
@@ -1263,17 +1278,17 @@
           <w:sz w:val="24"/>
           <w:szCs w:val="24"/>
         </w:rPr>
-        <w:t xml:space="preserve">Watch &amp; Read</w:t>
+        <w:t xml:space="preserve">1. Understand the Question</w:t>
       </w:r>
       <w:r>
         <w:rPr>
           <w:i/>
           <w:iCs/>
-          <w:color w:val="1FA6A2"/>
-          <w:sz w:val="19"/>
-          <w:szCs w:val="19"/>
-        </w:rPr>
-        <w:t xml:space="preserve">   I Do — follow along with your teacher</w:t>
+          <w:color w:val="B97A12"/>
+          <w:sz w:val="19"/>
+          <w:szCs w:val="19"/>
+        </w:rPr>
+        <w:t xml:space="preserve">   explain</w:t>
       </w:r>
     </w:p>
     <w:tbl>
@@ -1308,25 +1323,360 @@
             </w:pPr>
             <w:r>
               <w:rPr>
+                <w:color w:val="1A2733"/>
+                <w:sz w:val="21"/>
+                <w:szCs w:val="21"/>
+              </w:rPr>
+              <w:t xml:space="preserve">When you multiplied 4.5 × 12.60, how did you decide where to put the decimal point in the product?</w:t>
+            </w:r>
+          </w:p>
+          <w:p>
+            <w:pPr>
+              <w:spacing w:after="0"/>
+            </w:pPr>
+            <w:r>
+              <w:rPr>
                 <w:b/>
                 <w:bCs/>
                 <w:color w:val="12355B"/>
-                <w:sz w:val="22"/>
-                <w:szCs w:val="22"/>
+                <w:sz w:val="20"/>
+                <w:szCs w:val="20"/>
               </w:rPr>
-              <w:t xml:space="preserve">Space Station Material Costs</w:t>
-            </w:r>
-          </w:p>
-          <w:p>
-            <w:pPr>
-              <w:spacing w:after="0"/>
-            </w:pPr>
+              <w:t xml:space="preserve">Your job:  </w:t>
+            </w:r>
             <w:r>
               <w:rPr>
+                <w:sz w:val="20"/>
+                <w:szCs w:val="20"/>
+              </w:rPr>
+              <w:t xml:space="preserve">Answer the question. Use math evidence. Explain how the evidence proves your answer.</w:t>
+            </w:r>
+            <w:r>
+              <w:rPr>
+                <w:i/>
+                <w:iCs/>
+                <w:color w:val="5F6F80"/>
+                <w:sz w:val="18"/>
+                <w:szCs w:val="18"/>
+              </w:rPr>
+              <w:br/>
+              <w:t xml:space="preserve">Responde la pregunta. Usa evidencia matemática. Explica cómo la evidencia demuestra tu respuesta.</w:t>
+            </w:r>
+          </w:p>
+        </w:tc>
+      </w:tr>
+    </w:tbl>
+    <w:p>
+      <w:pPr>
+        <w:pStyle w:val="Heading2"/>
+        <w:spacing w:after="80" w:before="180"/>
+      </w:pPr>
+      <w:r>
+        <w:rPr>
+          <w:b/>
+          <w:bCs/>
+          <w:color w:val="12355B"/>
+          <w:sz w:val="24"/>
+          <w:szCs w:val="24"/>
+        </w:rPr>
+        <w:t xml:space="preserve">2. Plan Your Math Words</w:t>
+      </w:r>
+      <w:r>
+        <w:rPr>
+          <w:i/>
+          <w:iCs/>
+          <w:color w:val="1FA6A2"/>
+          <w:sz w:val="19"/>
+          <w:szCs w:val="19"/>
+        </w:rPr>
+        <w:t xml:space="preserve">   check at least two</w:t>
+      </w:r>
+    </w:p>
+    <w:p>
+      <w:pPr>
+        <w:spacing w:after="60"/>
+      </w:pPr>
+      <w:r>
+        <w:rPr>
+          <w:b/>
+          <w:bCs/>
+          <w:color w:val="1FA6A2"/>
+          <w:sz w:val="22"/>
+          <w:szCs w:val="22"/>
+        </w:rPr>
+        <w:t xml:space="preserve">☐  </w:t>
+      </w:r>
+      <w:r>
+        <w:rPr>
+          <w:b/>
+          <w:bCs/>
+          <w:color w:val="12355B"/>
+          <w:sz w:val="20"/>
+          <w:szCs w:val="20"/>
+        </w:rPr>
+        <w:t xml:space="preserve">Product — </w:t>
+      </w:r>
+      <w:r>
+        <w:rPr>
+          <w:sz w:val="20"/>
+          <w:szCs w:val="20"/>
+        </w:rPr>
+        <w:t xml:space="preserve">The answer when you multiply.</w:t>
+      </w:r>
+      <w:r>
+        <w:rPr>
+          <w:i/>
+          <w:iCs/>
+          <w:color w:val="5F6F80"/>
+          <w:sz w:val="18"/>
+          <w:szCs w:val="18"/>
+        </w:rPr>
+        <w:br/>
+        <w:t xml:space="preserve">Producto — La respuesta cuando multiplicas.</w:t>
+      </w:r>
+    </w:p>
+    <w:p>
+      <w:pPr>
+        <w:spacing w:after="60"/>
+      </w:pPr>
+      <w:r>
+        <w:rPr>
+          <w:b/>
+          <w:bCs/>
+          <w:color w:val="1FA6A2"/>
+          <w:sz w:val="22"/>
+          <w:szCs w:val="22"/>
+        </w:rPr>
+        <w:t xml:space="preserve">☐  </w:t>
+      </w:r>
+      <w:r>
+        <w:rPr>
+          <w:b/>
+          <w:bCs/>
+          <w:color w:val="12355B"/>
+          <w:sz w:val="20"/>
+          <w:szCs w:val="20"/>
+        </w:rPr>
+        <w:t xml:space="preserve">Decimal point — </w:t>
+      </w:r>
+      <w:r>
+        <w:rPr>
+          <w:sz w:val="20"/>
+          <w:szCs w:val="20"/>
+        </w:rPr>
+        <w:t xml:space="preserve">The dot that splits the whole number from the part after it.</w:t>
+      </w:r>
+      <w:r>
+        <w:rPr>
+          <w:i/>
+          <w:iCs/>
+          <w:color w:val="5F6F80"/>
+          <w:sz w:val="18"/>
+          <w:szCs w:val="18"/>
+        </w:rPr>
+        <w:br/>
+        <w:t xml:space="preserve">Punto decimal — El punto que separa el número entero de la parte que sigue.</w:t>
+      </w:r>
+    </w:p>
+    <w:p>
+      <w:pPr>
+        <w:spacing w:after="60"/>
+      </w:pPr>
+      <w:r>
+        <w:rPr>
+          <w:b/>
+          <w:bCs/>
+          <w:color w:val="1FA6A2"/>
+          <w:sz w:val="22"/>
+          <w:szCs w:val="22"/>
+        </w:rPr>
+        <w:t xml:space="preserve">☐  </w:t>
+      </w:r>
+      <w:r>
+        <w:rPr>
+          <w:b/>
+          <w:bCs/>
+          <w:color w:val="12355B"/>
+          <w:sz w:val="20"/>
+          <w:szCs w:val="20"/>
+        </w:rPr>
+        <w:t xml:space="preserve">Estimate — </w:t>
+      </w:r>
+      <w:r>
+        <w:rPr>
+          <w:sz w:val="20"/>
+          <w:szCs w:val="20"/>
+        </w:rPr>
+        <w:t xml:space="preserve">A close answer you get by rounding first.</w:t>
+      </w:r>
+      <w:r>
+        <w:rPr>
+          <w:i/>
+          <w:iCs/>
+          <w:color w:val="5F6F80"/>
+          <w:sz w:val="18"/>
+          <w:szCs w:val="18"/>
+        </w:rPr>
+        <w:br/>
+        <w:t xml:space="preserve">Estimar — Una respuesta cercana que obtienes al redondear primero.</w:t>
+      </w:r>
+    </w:p>
+    <w:p>
+      <w:pPr>
+        <w:spacing w:after="60"/>
+      </w:pPr>
+      <w:r>
+        <w:rPr>
+          <w:b/>
+          <w:bCs/>
+          <w:color w:val="1FA6A2"/>
+          <w:sz w:val="22"/>
+          <w:szCs w:val="22"/>
+        </w:rPr>
+        <w:t xml:space="preserve">☐  </w:t>
+      </w:r>
+      <w:r>
+        <w:rPr>
+          <w:b/>
+          <w:bCs/>
+          <w:color w:val="12355B"/>
+          <w:sz w:val="20"/>
+          <w:szCs w:val="20"/>
+        </w:rPr>
+        <w:t xml:space="preserve">Place value — </w:t>
+      </w:r>
+      <w:r>
+        <w:rPr>
+          <w:sz w:val="20"/>
+          <w:szCs w:val="20"/>
+        </w:rPr>
+        <w:t xml:space="preserve">What a digit is worth based on where it sits in a number.</w:t>
+      </w:r>
+      <w:r>
+        <w:rPr>
+          <w:i/>
+          <w:iCs/>
+          <w:color w:val="5F6F80"/>
+          <w:sz w:val="18"/>
+          <w:szCs w:val="18"/>
+        </w:rPr>
+        <w:br/>
+        <w:t xml:space="preserve">Valor posicional — Lo que vale un dígito según el lugar que ocupa en el número.</w:t>
+      </w:r>
+    </w:p>
+    <w:p>
+      <w:pPr>
+        <w:spacing w:after="60"/>
+      </w:pPr>
+      <w:r>
+        <w:rPr>
+          <w:b/>
+          <w:bCs/>
+          <w:color w:val="1FA6A2"/>
+          <w:sz w:val="22"/>
+          <w:szCs w:val="22"/>
+        </w:rPr>
+        <w:t xml:space="preserve">☐  </w:t>
+      </w:r>
+      <w:r>
+        <w:rPr>
+          <w:b/>
+          <w:bCs/>
+          <w:color w:val="12355B"/>
+          <w:sz w:val="20"/>
+          <w:szCs w:val="20"/>
+        </w:rPr>
+        <w:t xml:space="preserve">Decimal places — </w:t>
+      </w:r>
+      <w:r>
+        <w:rPr>
+          <w:sz w:val="20"/>
+          <w:szCs w:val="20"/>
+        </w:rPr>
+        <w:t xml:space="preserve">How many digits come after the decimal point.</w:t>
+      </w:r>
+      <w:r>
+        <w:rPr>
+          <w:i/>
+          <w:iCs/>
+          <w:color w:val="5F6F80"/>
+          <w:sz w:val="18"/>
+          <w:szCs w:val="18"/>
+        </w:rPr>
+        <w:br/>
+        <w:t xml:space="preserve">Cifras decimales — Cuántos dígitos hay después del punto decimal.</w:t>
+      </w:r>
+    </w:p>
+    <w:tbl>
+      <w:tblPr>
+        <w:tblW w:type="pct" w:w="100%"/>
+        <w:tblBorders>
+          <w:top w:val="single" w:color="1FA6A2" w:sz="8"/>
+          <w:left w:val="single" w:color="1FA6A2" w:sz="8"/>
+          <w:bottom w:val="single" w:color="1FA6A2" w:sz="8"/>
+          <w:right w:val="single" w:color="1FA6A2" w:sz="8"/>
+          <w:insideH w:val="single" w:color="auto" w:sz="4"/>
+          <w:insideV w:val="single" w:color="auto" w:sz="4"/>
+        </w:tblBorders>
+      </w:tblPr>
+      <w:tblGrid>
+        <w:gridCol w:w="100"/>
+      </w:tblGrid>
+      <w:tr>
+        <w:tc>
+          <w:tcPr>
+            <w:shd w:fill="F7FFFD" w:color="auto" w:val="clear"/>
+            <w:tcMar>
+              <w:top w:type="dxa" w:w="120"/>
+              <w:left w:type="dxa" w:w="180"/>
+              <w:bottom w:type="dxa" w:w="120"/>
+              <w:right w:type="dxa" w:w="180"/>
+            </w:tcMar>
+          </w:tcPr>
+          <w:p>
+            <w:pPr>
+              <w:spacing w:after="50"/>
+            </w:pPr>
+            <w:r>
+              <w:rPr>
+                <w:b/>
+                <w:bCs/>
+                <w:color w:val="1FA6A2"/>
+                <w:sz w:val="20"/>
+                <w:szCs w:val="20"/>
+              </w:rPr>
+              <w:t xml:space="preserve">Say it first:  </w:t>
+            </w:r>
+            <w:r>
+              <w:rPr>
+                <w:sz w:val="20"/>
+                <w:szCs w:val="20"/>
+              </w:rPr>
+              <w:t xml:space="preserve">Say your idea to a partner or quietly to yourself before you write.</w:t>
+            </w:r>
+          </w:p>
+          <w:p>
+            <w:pPr>
+              <w:spacing w:after="60"/>
+            </w:pPr>
+            <w:r>
+              <w:rPr>
+                <w:color w:val="1A2733"/>
                 <w:sz w:val="21"/>
                 <w:szCs w:val="21"/>
               </w:rPr>
-              <w:t xml:space="preserve">The station needs 4.5 meters of heat shielding that costs $12.60 per meter. Commander Diaz needs to calculate the total cost before submitting the supply order. What is the total cost of the shielding?</w:t>
+              <w:t xml:space="preserve">I counted ___ decimal places in the factors.</w:t>
+            </w:r>
+            <w:r>
+              <w:rPr>
+                <w:i/>
+                <w:iCs/>
+                <w:color w:val="5F6F80"/>
+                <w:sz w:val="19"/>
+                <w:szCs w:val="19"/>
+              </w:rPr>
+              <w:br/>
+              <w:t xml:space="preserve">Conté ___ lugares decimales en los factores.</w:t>
             </w:r>
           </w:p>
         </w:tc>
@@ -1334,81 +1684,6 @@
     </w:tbl>
     <w:p>
       <w:pPr>
-        <w:spacing w:after="80"/>
-      </w:pPr>
-      <w:r>
-        <w:t xml:space="preserve"/>
-      </w:r>
-    </w:p>
-    <w:p>
-      <w:pPr>
-        <w:spacing w:after="50" w:before="60"/>
-      </w:pPr>
-      <w:r>
-        <w:rPr>
-          <w:b/>
-          <w:bCs/>
-          <w:color w:val="12355B"/>
-          <w:sz w:val="21"/>
-          <w:szCs w:val="21"/>
-        </w:rPr>
-        <w:t xml:space="preserve">Think about:</w:t>
-      </w:r>
-    </w:p>
-    <w:p>
-      <w:pPr>
-        <w:spacing w:after="40"/>
-        <w:ind w:left="300"/>
-      </w:pPr>
-      <w:r>
-        <w:rPr>
-          <w:sz w:val="20"/>
-          <w:szCs w:val="20"/>
-        </w:rPr>
-        <w:t xml:space="preserve">•  What two quantities are being multiplied?</w:t>
-      </w:r>
-    </w:p>
-    <w:p>
-      <w:pPr>
-        <w:spacing w:after="40"/>
-        <w:ind w:left="300"/>
-      </w:pPr>
-      <w:r>
-        <w:rPr>
-          <w:sz w:val="20"/>
-          <w:szCs w:val="20"/>
-        </w:rPr>
-        <w:t xml:space="preserve">•  How many total decimal places do the two factors have?</w:t>
-      </w:r>
-    </w:p>
-    <w:p>
-      <w:pPr>
-        <w:spacing w:after="40"/>
-        <w:ind w:left="300"/>
-      </w:pPr>
-      <w:r>
-        <w:rPr>
-          <w:sz w:val="20"/>
-          <w:szCs w:val="20"/>
-        </w:rPr>
-        <w:t xml:space="preserve">•  How can estimating help you check if your answer is reasonable?</w:t>
-      </w:r>
-    </w:p>
-    <w:p>
-      <w:pPr>
-        <w:spacing w:after="40"/>
-        <w:ind w:left="300"/>
-      </w:pPr>
-      <w:r>
-        <w:rPr>
-          <w:sz w:val="20"/>
-          <w:szCs w:val="20"/>
-        </w:rPr>
-        <w:t xml:space="preserve">•  Where does the decimal point go in the product?</w:t>
-      </w:r>
-    </w:p>
-    <w:p>
-      <w:pPr>
         <w:pStyle w:val="Heading2"/>
         <w:spacing w:after="80" w:before="180"/>
       </w:pPr>
@@ -1420,370 +1695,17 @@
           <w:sz w:val="24"/>
           <w:szCs w:val="24"/>
         </w:rPr>
-        <w:t xml:space="preserve">Solved Example</w:t>
+        <w:t xml:space="preserve">3. Build Your Explanation</w:t>
       </w:r>
       <w:r>
         <w:rPr>
           <w:i/>
           <w:iCs/>
-          <w:color w:val="1FA6A2"/>
-          <w:sz w:val="19"/>
-          <w:szCs w:val="19"/>
-        </w:rPr>
-        <w:t xml:space="preserve">   I Do — watch each step</w:t>
-      </w:r>
-    </w:p>
-    <w:p>
-      <w:pPr>
-        <w:keepNext/>
-        <w:spacing w:after="40"/>
-      </w:pPr>
-      <w:r>
-        <w:rPr>
-          <w:b/>
-          <w:bCs/>
-          <w:color w:val="12355B"/>
-          <w:sz w:val="21"/>
-          <w:szCs w:val="21"/>
-        </w:rPr>
-        <w:t xml:space="preserve">Problem:  </w:t>
-      </w:r>
-      <w:r>
-        <w:rPr>
-          <w:sz w:val="21"/>
-          <w:szCs w:val="21"/>
-        </w:rPr>
-        <w:t xml:space="preserve">What is 3.4 × 2.6?</w:t>
-      </w:r>
-    </w:p>
-    <w:p>
-      <w:pPr>
-        <w:spacing w:after="30"/>
-        <w:ind w:left="420"/>
-      </w:pPr>
-      <w:r>
-        <w:rPr>
-          <w:sz w:val="20"/>
-          <w:szCs w:val="20"/>
-        </w:rPr>
-        <w:t xml:space="preserve">A)  8.84</w:t>
-      </w:r>
-    </w:p>
-    <w:p>
-      <w:pPr>
-        <w:spacing w:after="30"/>
-        <w:ind w:left="420"/>
-      </w:pPr>
-      <w:r>
-        <w:rPr>
-          <w:sz w:val="20"/>
-          <w:szCs w:val="20"/>
-        </w:rPr>
-        <w:t xml:space="preserve">B)  88.4</w:t>
-      </w:r>
-    </w:p>
-    <w:p>
-      <w:pPr>
-        <w:spacing w:after="30"/>
-        <w:ind w:left="420"/>
-      </w:pPr>
-      <w:r>
-        <w:rPr>
-          <w:sz w:val="20"/>
-          <w:szCs w:val="20"/>
-        </w:rPr>
-        <w:t xml:space="preserve">C)  0.884</w:t>
-      </w:r>
-    </w:p>
-    <w:p>
-      <w:pPr>
-        <w:spacing w:after="30"/>
-        <w:ind w:left="420"/>
-      </w:pPr>
-      <w:r>
-        <w:rPr>
-          <w:sz w:val="20"/>
-          <w:szCs w:val="20"/>
-        </w:rPr>
-        <w:t xml:space="preserve">D)  8.48</w:t>
-      </w:r>
-    </w:p>
-    <w:p>
-      <w:pPr>
-        <w:spacing w:after="20" w:before="50"/>
-      </w:pPr>
-      <w:r>
-        <w:rPr>
-          <w:b/>
-          <w:bCs/>
-          <w:color w:val="1FA6A2"/>
-          <w:sz w:val="21"/>
-          <w:szCs w:val="21"/>
-        </w:rPr>
-        <w:t xml:space="preserve">Step 1:  </w:t>
-      </w:r>
-      <w:r>
-        <w:rPr>
-          <w:sz w:val="21"/>
-          <w:szCs w:val="21"/>
-        </w:rPr>
-        <w:t xml:space="preserve">34 × 26 = 884.</w:t>
-      </w:r>
-    </w:p>
-    <w:p>
-      <w:pPr>
-        <w:spacing w:after="20" w:before="50"/>
-      </w:pPr>
-      <w:r>
-        <w:rPr>
-          <w:b/>
-          <w:bCs/>
-          <w:color w:val="1FA6A2"/>
-          <w:sz w:val="21"/>
-          <w:szCs w:val="21"/>
-        </w:rPr>
-        <w:t xml:space="preserve">Step 2:  </w:t>
-      </w:r>
-      <w:r>
-        <w:rPr>
-          <w:sz w:val="21"/>
-          <w:szCs w:val="21"/>
-        </w:rPr>
-        <w:t xml:space="preserve">There are 2 total decimal places (1 + 1), so place the decimal to get 8.84.</w:t>
-      </w:r>
-    </w:p>
-    <w:p>
-      <w:pPr>
-        <w:spacing w:after="40" w:before="60"/>
-      </w:pPr>
-      <w:r>
-        <w:rPr>
-          <w:b/>
-          <w:bCs/>
-          <w:color w:val="12355B"/>
-          <w:sz w:val="21"/>
-          <w:szCs w:val="21"/>
-        </w:rPr>
-        <w:t xml:space="preserve">Answer:  </w:t>
-      </w:r>
-      <w:r>
-        <w:rPr>
-          <w:b/>
-          <w:bCs/>
-          <w:sz w:val="21"/>
-          <w:szCs w:val="21"/>
-        </w:rPr>
-        <w:t xml:space="preserve">A. 8.84</w:t>
-      </w:r>
-    </w:p>
-    <w:p>
-      <w:pPr>
-        <w:pStyle w:val="Heading1"/>
-        <w:pageBreakBefore/>
-        <w:pBdr>
-          <w:bottom w:val="single" w:color="1FA6A2" w:sz="14" w:space="6"/>
-        </w:pBdr>
-        <w:spacing w:after="140" w:before="0"/>
-      </w:pPr>
-      <w:r>
-        <w:rPr>
-          <w:b/>
-          <w:bCs/>
-          <w:color w:val="12355B"/>
-          <w:sz w:val="30"/>
-          <w:szCs w:val="30"/>
-        </w:rPr>
-        <w:t xml:space="preserve">Guided Practice</w:t>
-      </w:r>
-    </w:p>
-    <w:p>
-      <w:pPr>
-        <w:pStyle w:val="Heading2"/>
-        <w:spacing w:after="80" w:before="180"/>
-      </w:pPr>
-      <w:r>
-        <w:rPr>
-          <w:b/>
-          <w:bCs/>
-          <w:color w:val="12355B"/>
-          <w:sz w:val="24"/>
-          <w:szCs w:val="24"/>
-        </w:rPr>
-        <w:t xml:space="preserve">Solve Together</w:t>
-      </w:r>
-      <w:r>
-        <w:rPr>
-          <w:i/>
-          <w:iCs/>
-          <w:color w:val="6B4FA0"/>
-          <w:sz w:val="19"/>
-          <w:szCs w:val="19"/>
-        </w:rPr>
-        <w:t xml:space="preserve">   We Do — work with your class</w:t>
-      </w:r>
-    </w:p>
-    <w:p>
-      <w:pPr>
-        <w:keepNext/>
-        <w:spacing w:after="40" w:before="40"/>
-      </w:pPr>
-      <w:r>
-        <w:rPr>
-          <w:b/>
-          <w:bCs/>
-          <w:color w:val="12355B"/>
-          <w:sz w:val="21"/>
-          <w:szCs w:val="21"/>
-        </w:rPr>
-        <w:t xml:space="preserve">Problem:  </w:t>
-      </w:r>
-      <w:r>
-        <w:rPr>
-          <w:sz w:val="21"/>
-          <w:szCs w:val="21"/>
-        </w:rPr>
-        <w:t xml:space="preserve">What is 0.7 × 1.5?</w:t>
-      </w:r>
-    </w:p>
-    <w:p>
-      <w:pPr>
-        <w:spacing w:after="30"/>
-        <w:ind w:left="420"/>
-      </w:pPr>
-      <w:r>
-        <w:rPr>
-          <w:sz w:val="20"/>
-          <w:szCs w:val="20"/>
-        </w:rPr>
-        <w:t xml:space="preserve">A)  1.05</w:t>
-      </w:r>
-    </w:p>
-    <w:p>
-      <w:pPr>
-        <w:spacing w:after="30"/>
-        <w:ind w:left="420"/>
-      </w:pPr>
-      <w:r>
-        <w:rPr>
-          <w:sz w:val="20"/>
-          <w:szCs w:val="20"/>
-        </w:rPr>
-        <w:t xml:space="preserve">B)  10.5</w:t>
-      </w:r>
-    </w:p>
-    <w:p>
-      <w:pPr>
-        <w:spacing w:after="30"/>
-        <w:ind w:left="420"/>
-      </w:pPr>
-      <w:r>
-        <w:rPr>
-          <w:sz w:val="20"/>
-          <w:szCs w:val="20"/>
-        </w:rPr>
-        <w:t xml:space="preserve">C)  0.105</w:t>
-      </w:r>
-    </w:p>
-    <w:p>
-      <w:pPr>
-        <w:spacing w:after="30"/>
-        <w:ind w:left="420"/>
-      </w:pPr>
-      <w:r>
-        <w:rPr>
-          <w:sz w:val="20"/>
-          <w:szCs w:val="20"/>
-        </w:rPr>
-        <w:t xml:space="preserve">D)  1.50</w:t>
-      </w:r>
-    </w:p>
-    <w:p>
-      <w:pPr>
-        <w:keepNext/>
-        <w:spacing w:after="0" w:before="50"/>
-      </w:pPr>
-      <w:r>
-        <w:rPr>
-          <w:b/>
-          <w:bCs/>
-          <w:color w:val="6B4FA0"/>
-          <w:sz w:val="21"/>
-          <w:szCs w:val="21"/>
-        </w:rPr>
-        <w:t xml:space="preserve">Step 1:</w:t>
-      </w:r>
-    </w:p>
-    <w:p>
-      <w:pPr>
-        <w:pBdr>
-          <w:bottom w:val="single" w:color="AFBECC" w:sz="6"/>
-        </w:pBdr>
-        <w:spacing w:after="30" w:before="150"/>
-      </w:pPr>
-      <w:r>
-        <w:t xml:space="preserve"/>
-      </w:r>
-    </w:p>
-    <w:p>
-      <w:pPr>
-        <w:keepNext/>
-        <w:spacing w:after="0" w:before="50"/>
-      </w:pPr>
-      <w:r>
-        <w:rPr>
-          <w:b/>
-          <w:bCs/>
-          <w:color w:val="6B4FA0"/>
-          <w:sz w:val="21"/>
-          <w:szCs w:val="21"/>
-        </w:rPr>
-        <w:t xml:space="preserve">Step 2:</w:t>
-      </w:r>
-    </w:p>
-    <w:p>
-      <w:pPr>
-        <w:pBdr>
-          <w:bottom w:val="single" w:color="AFBECC" w:sz="6"/>
-        </w:pBdr>
-        <w:spacing w:after="30" w:before="150"/>
-      </w:pPr>
-      <w:r>
-        <w:t xml:space="preserve"/>
-      </w:r>
-    </w:p>
-    <w:p>
-      <w:pPr>
-        <w:keepNext/>
-        <w:spacing w:after="0" w:before="60"/>
-      </w:pPr>
-      <w:r>
-        <w:rPr>
-          <w:b/>
-          <w:bCs/>
-          <w:color w:val="12355B"/>
-          <w:sz w:val="21"/>
-          <w:szCs w:val="21"/>
-        </w:rPr>
-        <w:t xml:space="preserve">Answer:</w:t>
-      </w:r>
-    </w:p>
-    <w:p>
-      <w:pPr>
-        <w:pBdr>
-          <w:bottom w:val="single" w:color="AFBECC" w:sz="6"/>
-        </w:pBdr>
-        <w:spacing w:after="30" w:before="150"/>
-      </w:pPr>
-      <w:r>
-        <w:t xml:space="preserve"/>
-      </w:r>
-    </w:p>
-    <w:p>
-      <w:pPr>
-        <w:spacing w:after="80"/>
-      </w:pPr>
-      <w:r>
-        <w:t xml:space="preserve"/>
+          <w:color w:val="B97A12"/>
+          <w:sz w:val="19"/>
+          <w:szCs w:val="19"/>
+        </w:rPr>
+        <w:t xml:space="preserve">   choose your support</w:t>
       </w:r>
     </w:p>
     <w:tbl>
@@ -1814,6 +1736,1380 @@
           </w:tcPr>
           <w:p>
             <w:pPr>
+              <w:spacing w:after="50"/>
+            </w:pPr>
+            <w:r>
+              <w:rPr>
+                <w:i/>
+                <w:iCs/>
+                <w:color w:val="5F6F80"/>
+                <w:sz w:val="19"/>
+                <w:szCs w:val="19"/>
+              </w:rPr>
+              <w:t xml:space="preserve">This model shows the parts of an explanation. It does not answer your writing question.</w:t>
+            </w:r>
+          </w:p>
+          <w:p>
+            <w:pPr>
+              <w:spacing w:after="80"/>
+            </w:pPr>
+            <w:r>
+              <w:rPr>
+                <w:b/>
+                <w:bCs/>
+                <w:color w:val="12355B"/>
+                <w:sz w:val="19"/>
+                <w:szCs w:val="19"/>
+              </w:rPr>
+              <w:t xml:space="preserve">Claim:  </w:t>
+            </w:r>
+            <w:r>
+              <w:rPr>
+                <w:sz w:val="19"/>
+                <w:szCs w:val="19"/>
+              </w:rPr>
+              <w:t xml:space="preserve">Rounding the factors gives a reasonable estimate of the product.</w:t>
+            </w:r>
+          </w:p>
+          <w:p>
+            <w:pPr>
+              <w:spacing w:after="80"/>
+            </w:pPr>
+            <w:r>
+              <w:rPr>
+                <w:b/>
+                <w:bCs/>
+                <w:color w:val="12355B"/>
+                <w:sz w:val="19"/>
+                <w:szCs w:val="19"/>
+              </w:rPr>
+              <w:t xml:space="preserve">Evidence:  </w:t>
+            </w:r>
+            <w:r>
+              <w:rPr>
+                <w:sz w:val="19"/>
+                <w:szCs w:val="19"/>
+              </w:rPr>
+              <w:t xml:space="preserve">Students round to about 5 × $13 = $65 (or 4 × $13) to predict the cost is in the $50-$65 range, naming 4.5 and 12.60 as the factors.</w:t>
+            </w:r>
+          </w:p>
+          <w:p>
+            <w:pPr>
+              <w:spacing w:after="80"/>
+            </w:pPr>
+            <w:r>
+              <w:rPr>
+                <w:b/>
+                <w:bCs/>
+                <w:color w:val="12355B"/>
+                <w:sz w:val="19"/>
+                <w:szCs w:val="19"/>
+              </w:rPr>
+              <w:t xml:space="preserve">Reasoning:  </w:t>
+            </w:r>
+            <w:r>
+              <w:rPr>
+                <w:sz w:val="19"/>
+                <w:szCs w:val="19"/>
+              </w:rPr>
+              <w:t xml:space="preserve">This evidence connects the definition of product to the mathematical claim.</w:t>
+            </w:r>
+          </w:p>
+        </w:tc>
+      </w:tr>
+    </w:tbl>
+    <w:p>
+      <w:pPr>
+        <w:pStyle w:val="Heading2"/>
+        <w:spacing w:after="80" w:before="180"/>
+      </w:pPr>
+      <w:r>
+        <w:rPr>
+          <w:b/>
+          <w:bCs/>
+          <w:color w:val="12355B"/>
+          <w:sz w:val="24"/>
+          <w:szCs w:val="24"/>
+        </w:rPr>
+        <w:t xml:space="preserve">Start</w:t>
+      </w:r>
+      <w:r>
+        <w:rPr>
+          <w:i/>
+          <w:iCs/>
+          <w:color w:val="1FA6A2"/>
+          <w:sz w:val="19"/>
+          <w:szCs w:val="19"/>
+        </w:rPr>
+        <w:t xml:space="preserve">   Most language support</w:t>
+      </w:r>
+    </w:p>
+    <w:p>
+      <w:pPr>
+        <w:spacing w:after="60"/>
+      </w:pPr>
+      <w:r>
+        <w:rPr>
+          <w:color w:val="1A2733"/>
+          <w:sz w:val="21"/>
+          <w:szCs w:val="21"/>
+        </w:rPr>
+        <w:t xml:space="preserve">Complete the frames. Use the word bank.</w:t>
+      </w:r>
+      <w:r>
+        <w:rPr>
+          <w:i/>
+          <w:iCs/>
+          <w:color w:val="5F6F80"/>
+          <w:sz w:val="19"/>
+          <w:szCs w:val="19"/>
+        </w:rPr>
+        <w:br/>
+        <w:t xml:space="preserve">Completa las oraciones. Usa el banco de palabras.</w:t>
+      </w:r>
+    </w:p>
+    <w:p>
+      <w:pPr>
+        <w:spacing w:after="60"/>
+      </w:pPr>
+      <w:r>
+        <w:rPr>
+          <w:color w:val="1A2733"/>
+          <w:sz w:val="21"/>
+          <w:szCs w:val="21"/>
+        </w:rPr>
+        <w:t xml:space="preserve">I counted ___ decimal places in the factors.</w:t>
+      </w:r>
+      <w:r>
+        <w:rPr>
+          <w:i/>
+          <w:iCs/>
+          <w:color w:val="5F6F80"/>
+          <w:sz w:val="19"/>
+          <w:szCs w:val="19"/>
+        </w:rPr>
+        <w:br/>
+        <w:t xml:space="preserve">Conté ___ lugares decimales en los factores.</w:t>
+      </w:r>
+    </w:p>
+    <w:p>
+      <w:pPr>
+        <w:spacing w:after="60"/>
+      </w:pPr>
+      <w:r>
+        <w:rPr>
+          <w:color w:val="1A2733"/>
+          <w:sz w:val="21"/>
+          <w:szCs w:val="21"/>
+        </w:rPr>
+        <w:t xml:space="preserve">So my product has ___ decimal places, giving $___.</w:t>
+      </w:r>
+      <w:r>
+        <w:rPr>
+          <w:i/>
+          <w:iCs/>
+          <w:color w:val="5F6F80"/>
+          <w:sz w:val="19"/>
+          <w:szCs w:val="19"/>
+        </w:rPr>
+        <w:br/>
+        <w:t xml:space="preserve">Entonces mi producto tiene ___ lugares decimales, dando $___.</w:t>
+      </w:r>
+    </w:p>
+    <w:tbl>
+      <w:tblPr>
+        <w:tblW w:type="pct" w:w="100%"/>
+        <w:tblBorders>
+          <w:top w:val="single" w:color="C7D2DD" w:sz="6"/>
+          <w:left w:val="single" w:color="C7D2DD" w:sz="6"/>
+          <w:bottom w:val="single" w:color="C7D2DD" w:sz="6"/>
+          <w:right w:val="single" w:color="C7D2DD" w:sz="6"/>
+          <w:insideH w:val="single" w:color="auto" w:sz="4"/>
+          <w:insideV w:val="single" w:color="auto" w:sz="4"/>
+        </w:tblBorders>
+      </w:tblPr>
+      <w:tblGrid>
+        <w:gridCol w:w="100"/>
+      </w:tblGrid>
+      <w:tr>
+        <w:tc>
+          <w:tcPr>
+            <w:shd w:fill="FBF3E2" w:color="auto" w:val="clear"/>
+            <w:tcMar>
+              <w:top w:type="dxa" w:w="60"/>
+              <w:left w:type="dxa" w:w="120"/>
+              <w:bottom w:type="dxa" w:w="60"/>
+              <w:right w:type="dxa" w:w="120"/>
+            </w:tcMar>
+          </w:tcPr>
+          <w:p>
+            <w:pPr>
+              <w:spacing w:after="0" w:line="320"/>
+            </w:pPr>
+            <w:r>
+              <w:t xml:space="preserve"/>
+            </w:r>
+          </w:p>
+          <w:p>
+            <w:pPr>
+              <w:spacing w:after="0" w:line="320"/>
+            </w:pPr>
+            <w:r>
+              <w:t xml:space="preserve"/>
+            </w:r>
+          </w:p>
+          <w:p>
+            <w:pPr>
+              <w:spacing w:after="0" w:line="320"/>
+            </w:pPr>
+            <w:r>
+              <w:t xml:space="preserve"/>
+            </w:r>
+          </w:p>
+        </w:tc>
+      </w:tr>
+    </w:tbl>
+    <w:p>
+      <w:pPr>
+        <w:pStyle w:val="Heading2"/>
+        <w:spacing w:after="80" w:before="180"/>
+      </w:pPr>
+      <w:r>
+        <w:rPr>
+          <w:b/>
+          <w:bCs/>
+          <w:color w:val="12355B"/>
+          <w:sz w:val="24"/>
+          <w:szCs w:val="24"/>
+        </w:rPr>
+        <w:t xml:space="preserve">Build</w:t>
+      </w:r>
+      <w:r>
+        <w:rPr>
+          <w:i/>
+          <w:iCs/>
+          <w:color w:val="B97A12"/>
+          <w:sz w:val="19"/>
+          <w:szCs w:val="19"/>
+        </w:rPr>
+        <w:t xml:space="preserve">   Some language support</w:t>
+      </w:r>
+    </w:p>
+    <w:p>
+      <w:pPr>
+        <w:spacing w:after="60"/>
+      </w:pPr>
+      <w:r>
+        <w:rPr>
+          <w:color w:val="1A2733"/>
+          <w:sz w:val="21"/>
+          <w:szCs w:val="21"/>
+        </w:rPr>
+        <w:t xml:space="preserve">Write two connected sentences. Use because, so, or but.</w:t>
+      </w:r>
+      <w:r>
+        <w:rPr>
+          <w:i/>
+          <w:iCs/>
+          <w:color w:val="5F6F80"/>
+          <w:sz w:val="19"/>
+          <w:szCs w:val="19"/>
+        </w:rPr>
+        <w:br/>
+        <w:t xml:space="preserve">Escribe dos oraciones conectadas. Usa porque, entonces o pero.</w:t>
+      </w:r>
+    </w:p>
+    <w:p>
+      <w:pPr>
+        <w:spacing w:after="60"/>
+      </w:pPr>
+      <w:r>
+        <w:rPr>
+          <w:color w:val="1A2733"/>
+          <w:sz w:val="21"/>
+          <w:szCs w:val="21"/>
+        </w:rPr>
+        <w:t xml:space="preserve">My claim is ___.</w:t>
+      </w:r>
+      <w:r>
+        <w:rPr>
+          <w:i/>
+          <w:iCs/>
+          <w:color w:val="5F6F80"/>
+          <w:sz w:val="19"/>
+          <w:szCs w:val="19"/>
+        </w:rPr>
+        <w:br/>
+        <w:t xml:space="preserve">Mi afirmación es ___.</w:t>
+      </w:r>
+    </w:p>
+    <w:p>
+      <w:pPr>
+        <w:spacing w:after="60"/>
+      </w:pPr>
+      <w:r>
+        <w:rPr>
+          <w:color w:val="1A2733"/>
+          <w:sz w:val="21"/>
+          <w:szCs w:val="21"/>
+        </w:rPr>
+        <w:t xml:space="preserve">I know because ___.</w:t>
+      </w:r>
+      <w:r>
+        <w:rPr>
+          <w:i/>
+          <w:iCs/>
+          <w:color w:val="5F6F80"/>
+          <w:sz w:val="19"/>
+          <w:szCs w:val="19"/>
+        </w:rPr>
+        <w:br/>
+        <w:t xml:space="preserve">Lo sé porque ___.</w:t>
+      </w:r>
+    </w:p>
+    <w:p>
+      <w:pPr>
+        <w:spacing w:after="60"/>
+      </w:pPr>
+      <w:r>
+        <w:rPr>
+          <w:color w:val="1A2733"/>
+          <w:sz w:val="21"/>
+          <w:szCs w:val="21"/>
+        </w:rPr>
+        <w:t xml:space="preserve">So ___.</w:t>
+      </w:r>
+      <w:r>
+        <w:rPr>
+          <w:i/>
+          <w:iCs/>
+          <w:color w:val="5F6F80"/>
+          <w:sz w:val="19"/>
+          <w:szCs w:val="19"/>
+        </w:rPr>
+        <w:br/>
+        <w:t xml:space="preserve">Entonces ___.</w:t>
+      </w:r>
+    </w:p>
+    <w:tbl>
+      <w:tblPr>
+        <w:tblW w:type="pct" w:w="100%"/>
+        <w:tblBorders>
+          <w:top w:val="single" w:color="C7D2DD" w:sz="6"/>
+          <w:left w:val="single" w:color="C7D2DD" w:sz="6"/>
+          <w:bottom w:val="single" w:color="C7D2DD" w:sz="6"/>
+          <w:right w:val="single" w:color="C7D2DD" w:sz="6"/>
+          <w:insideH w:val="single" w:color="auto" w:sz="4"/>
+          <w:insideV w:val="single" w:color="auto" w:sz="4"/>
+        </w:tblBorders>
+      </w:tblPr>
+      <w:tblGrid>
+        <w:gridCol w:w="100"/>
+      </w:tblGrid>
+      <w:tr>
+        <w:tc>
+          <w:tcPr>
+            <w:shd w:fill="FBF3E2" w:color="auto" w:val="clear"/>
+            <w:tcMar>
+              <w:top w:type="dxa" w:w="60"/>
+              <w:left w:type="dxa" w:w="120"/>
+              <w:bottom w:type="dxa" w:w="60"/>
+              <w:right w:type="dxa" w:w="120"/>
+            </w:tcMar>
+          </w:tcPr>
+          <w:p>
+            <w:pPr>
+              <w:spacing w:after="0" w:line="320"/>
+            </w:pPr>
+            <w:r>
+              <w:t xml:space="preserve"/>
+            </w:r>
+          </w:p>
+          <w:p>
+            <w:pPr>
+              <w:spacing w:after="0" w:line="320"/>
+            </w:pPr>
+            <w:r>
+              <w:t xml:space="preserve"/>
+            </w:r>
+          </w:p>
+          <w:p>
+            <w:pPr>
+              <w:spacing w:after="0" w:line="320"/>
+            </w:pPr>
+            <w:r>
+              <w:t xml:space="preserve"/>
+            </w:r>
+          </w:p>
+        </w:tc>
+      </w:tr>
+    </w:tbl>
+    <w:p>
+      <w:pPr>
+        <w:pStyle w:val="Heading2"/>
+        <w:spacing w:after="80" w:before="180"/>
+      </w:pPr>
+      <w:r>
+        <w:rPr>
+          <w:b/>
+          <w:bCs/>
+          <w:color w:val="12355B"/>
+          <w:sz w:val="24"/>
+          <w:szCs w:val="24"/>
+        </w:rPr>
+        <w:t xml:space="preserve">Explain</w:t>
+      </w:r>
+      <w:r>
+        <w:rPr>
+          <w:i/>
+          <w:iCs/>
+          <w:color w:val="B97A12"/>
+          <w:sz w:val="19"/>
+          <w:szCs w:val="19"/>
+        </w:rPr>
+        <w:t xml:space="preserve">   Light language support</w:t>
+      </w:r>
+    </w:p>
+    <w:p>
+      <w:pPr>
+        <w:spacing w:after="60"/>
+      </w:pPr>
+      <w:r>
+        <w:rPr>
+          <w:color w:val="1A2733"/>
+          <w:sz w:val="21"/>
+          <w:szCs w:val="21"/>
+        </w:rPr>
+        <w:t xml:space="preserve">Write a claim, give math evidence, and explain your reasoning.</w:t>
+      </w:r>
+      <w:r>
+        <w:rPr>
+          <w:i/>
+          <w:iCs/>
+          <w:color w:val="5F6F80"/>
+          <w:sz w:val="19"/>
+          <w:szCs w:val="19"/>
+        </w:rPr>
+        <w:br/>
+        <w:t xml:space="preserve">Escribe una afirmación, da evidencia matemática y explica tu razonamiento.</w:t>
+      </w:r>
+    </w:p>
+    <w:p>
+      <w:pPr>
+        <w:spacing w:after="60"/>
+      </w:pPr>
+      <w:r>
+        <w:rPr>
+          <w:color w:val="1A2733"/>
+          <w:sz w:val="21"/>
+          <w:szCs w:val="21"/>
+        </w:rPr>
+        <w:t xml:space="preserve">My claim is ___.</w:t>
+      </w:r>
+      <w:r>
+        <w:rPr>
+          <w:i/>
+          <w:iCs/>
+          <w:color w:val="5F6F80"/>
+          <w:sz w:val="19"/>
+          <w:szCs w:val="19"/>
+        </w:rPr>
+        <w:br/>
+        <w:t xml:space="preserve">Mi afirmación es ___.</w:t>
+      </w:r>
+    </w:p>
+    <w:p>
+      <w:pPr>
+        <w:spacing w:after="60"/>
+      </w:pPr>
+      <w:r>
+        <w:rPr>
+          <w:color w:val="1A2733"/>
+          <w:sz w:val="21"/>
+          <w:szCs w:val="21"/>
+        </w:rPr>
+        <w:t xml:space="preserve">My math evidence is ___.</w:t>
+      </w:r>
+      <w:r>
+        <w:rPr>
+          <w:i/>
+          <w:iCs/>
+          <w:color w:val="5F6F80"/>
+          <w:sz w:val="19"/>
+          <w:szCs w:val="19"/>
+        </w:rPr>
+        <w:br/>
+        <w:t xml:space="preserve">Mi evidencia matemática es ___.</w:t>
+      </w:r>
+    </w:p>
+    <w:p>
+      <w:pPr>
+        <w:spacing w:after="60"/>
+      </w:pPr>
+      <w:r>
+        <w:rPr>
+          <w:color w:val="1A2733"/>
+          <w:sz w:val="21"/>
+          <w:szCs w:val="21"/>
+        </w:rPr>
+        <w:t xml:space="preserve">This proves ___ because ___.</w:t>
+      </w:r>
+      <w:r>
+        <w:rPr>
+          <w:i/>
+          <w:iCs/>
+          <w:color w:val="5F6F80"/>
+          <w:sz w:val="19"/>
+          <w:szCs w:val="19"/>
+        </w:rPr>
+        <w:br/>
+        <w:t xml:space="preserve">Esto demuestra ___ porque ___.</w:t>
+      </w:r>
+    </w:p>
+    <w:tbl>
+      <w:tblPr>
+        <w:tblW w:type="pct" w:w="100%"/>
+        <w:tblBorders>
+          <w:top w:val="single" w:color="C7D2DD" w:sz="6"/>
+          <w:left w:val="single" w:color="C7D2DD" w:sz="6"/>
+          <w:bottom w:val="single" w:color="C7D2DD" w:sz="6"/>
+          <w:right w:val="single" w:color="C7D2DD" w:sz="6"/>
+          <w:insideH w:val="single" w:color="auto" w:sz="4"/>
+          <w:insideV w:val="single" w:color="auto" w:sz="4"/>
+        </w:tblBorders>
+      </w:tblPr>
+      <w:tblGrid>
+        <w:gridCol w:w="100"/>
+      </w:tblGrid>
+      <w:tr>
+        <w:tc>
+          <w:tcPr>
+            <w:shd w:fill="FBF3E2" w:color="auto" w:val="clear"/>
+            <w:tcMar>
+              <w:top w:type="dxa" w:w="60"/>
+              <w:left w:type="dxa" w:w="120"/>
+              <w:bottom w:type="dxa" w:w="60"/>
+              <w:right w:type="dxa" w:w="120"/>
+            </w:tcMar>
+          </w:tcPr>
+          <w:p>
+            <w:pPr>
+              <w:spacing w:after="0" w:line="320"/>
+            </w:pPr>
+            <w:r>
+              <w:t xml:space="preserve"/>
+            </w:r>
+          </w:p>
+          <w:p>
+            <w:pPr>
+              <w:spacing w:after="0" w:line="320"/>
+            </w:pPr>
+            <w:r>
+              <w:t xml:space="preserve"/>
+            </w:r>
+          </w:p>
+          <w:p>
+            <w:pPr>
+              <w:spacing w:after="0" w:line="320"/>
+            </w:pPr>
+            <w:r>
+              <w:t xml:space="preserve"/>
+            </w:r>
+          </w:p>
+          <w:p>
+            <w:pPr>
+              <w:spacing w:after="0" w:line="320"/>
+            </w:pPr>
+            <w:r>
+              <w:t xml:space="preserve"/>
+            </w:r>
+          </w:p>
+          <w:p>
+            <w:pPr>
+              <w:spacing w:after="0" w:line="320"/>
+            </w:pPr>
+            <w:r>
+              <w:t xml:space="preserve"/>
+            </w:r>
+          </w:p>
+        </w:tc>
+      </w:tr>
+    </w:tbl>
+    <w:p>
+      <w:pPr>
+        <w:pStyle w:val="Heading2"/>
+        <w:spacing w:after="80" w:before="180"/>
+      </w:pPr>
+      <w:r>
+        <w:rPr>
+          <w:b/>
+          <w:bCs/>
+          <w:color w:val="12355B"/>
+          <w:sz w:val="24"/>
+          <w:szCs w:val="24"/>
+        </w:rPr>
+        <w:t xml:space="preserve">4. Check Your Explanation</w:t>
+      </w:r>
+      <w:r>
+        <w:rPr>
+          <w:i/>
+          <w:iCs/>
+          <w:color w:val="1FA6A2"/>
+          <w:sz w:val="19"/>
+          <w:szCs w:val="19"/>
+        </w:rPr>
+        <w:t xml:space="preserve">   five quick checks</w:t>
+      </w:r>
+    </w:p>
+    <w:p>
+      <w:pPr>
+        <w:spacing w:after="80"/>
+      </w:pPr>
+      <w:r>
+        <w:rPr>
+          <w:b/>
+          <w:bCs/>
+          <w:color w:val="1FA6A2"/>
+          <w:sz w:val="22"/>
+          <w:szCs w:val="22"/>
+        </w:rPr>
+        <w:t xml:space="preserve">☐  </w:t>
+      </w:r>
+      <w:r>
+        <w:rPr>
+          <w:sz w:val="20"/>
+          <w:szCs w:val="20"/>
+        </w:rPr>
+        <w:t xml:space="preserve">I answered the question.</w:t>
+      </w:r>
+      <w:r>
+        <w:rPr>
+          <w:i/>
+          <w:iCs/>
+          <w:color w:val="5F6F80"/>
+          <w:sz w:val="18"/>
+          <w:szCs w:val="18"/>
+        </w:rPr>
+        <w:br/>
+        <w:t xml:space="preserve">Respondí la pregunta.</w:t>
+      </w:r>
+    </w:p>
+    <w:p>
+      <w:pPr>
+        <w:spacing w:after="80"/>
+      </w:pPr>
+      <w:r>
+        <w:rPr>
+          <w:b/>
+          <w:bCs/>
+          <w:color w:val="1FA6A2"/>
+          <w:sz w:val="22"/>
+          <w:szCs w:val="22"/>
+        </w:rPr>
+        <w:t xml:space="preserve">☐  </w:t>
+      </w:r>
+      <w:r>
+        <w:rPr>
+          <w:sz w:val="20"/>
+          <w:szCs w:val="20"/>
+        </w:rPr>
+        <w:t xml:space="preserve">I used math evidence: numbers, an equation, a model, or a comparison.</w:t>
+      </w:r>
+      <w:r>
+        <w:rPr>
+          <w:i/>
+          <w:iCs/>
+          <w:color w:val="5F6F80"/>
+          <w:sz w:val="18"/>
+          <w:szCs w:val="18"/>
+        </w:rPr>
+        <w:br/>
+        <w:t xml:space="preserve">Usé evidencia matemática: números, una ecuación, un modelo o una comparación.</w:t>
+      </w:r>
+    </w:p>
+    <w:p>
+      <w:pPr>
+        <w:spacing w:after="80"/>
+      </w:pPr>
+      <w:r>
+        <w:rPr>
+          <w:b/>
+          <w:bCs/>
+          <w:color w:val="1FA6A2"/>
+          <w:sz w:val="22"/>
+          <w:szCs w:val="22"/>
+        </w:rPr>
+        <w:t xml:space="preserve">☐  </w:t>
+      </w:r>
+      <w:r>
+        <w:rPr>
+          <w:sz w:val="20"/>
+          <w:szCs w:val="20"/>
+        </w:rPr>
+        <w:t xml:space="preserve">I explained how the evidence proves my answer.</w:t>
+      </w:r>
+      <w:r>
+        <w:rPr>
+          <w:i/>
+          <w:iCs/>
+          <w:color w:val="5F6F80"/>
+          <w:sz w:val="18"/>
+          <w:szCs w:val="18"/>
+        </w:rPr>
+        <w:br/>
+        <w:t xml:space="preserve">Expliqué cómo la evidencia demuestra mi respuesta.</w:t>
+      </w:r>
+    </w:p>
+    <w:p>
+      <w:pPr>
+        <w:spacing w:after="80"/>
+      </w:pPr>
+      <w:r>
+        <w:rPr>
+          <w:b/>
+          <w:bCs/>
+          <w:color w:val="1FA6A2"/>
+          <w:sz w:val="22"/>
+          <w:szCs w:val="22"/>
+        </w:rPr>
+        <w:t xml:space="preserve">☐  </w:t>
+      </w:r>
+      <w:r>
+        <w:rPr>
+          <w:sz w:val="20"/>
+          <w:szCs w:val="20"/>
+        </w:rPr>
+        <w:t xml:space="preserve">I used at least two math words.</w:t>
+      </w:r>
+      <w:r>
+        <w:rPr>
+          <w:i/>
+          <w:iCs/>
+          <w:color w:val="5F6F80"/>
+          <w:sz w:val="18"/>
+          <w:szCs w:val="18"/>
+        </w:rPr>
+        <w:br/>
+        <w:t xml:space="preserve">Usé por lo menos dos palabras matemáticas.</w:t>
+      </w:r>
+    </w:p>
+    <w:p>
+      <w:pPr>
+        <w:spacing w:after="80"/>
+      </w:pPr>
+      <w:r>
+        <w:rPr>
+          <w:b/>
+          <w:bCs/>
+          <w:color w:val="1FA6A2"/>
+          <w:sz w:val="22"/>
+          <w:szCs w:val="22"/>
+        </w:rPr>
+        <w:t xml:space="preserve">☐  </w:t>
+      </w:r>
+      <w:r>
+        <w:rPr>
+          <w:sz w:val="20"/>
+          <w:szCs w:val="20"/>
+        </w:rPr>
+        <w:t xml:space="preserve">I reread complete sentences and punctuation.</w:t>
+      </w:r>
+      <w:r>
+        <w:rPr>
+          <w:i/>
+          <w:iCs/>
+          <w:color w:val="5F6F80"/>
+          <w:sz w:val="18"/>
+          <w:szCs w:val="18"/>
+        </w:rPr>
+        <w:br/>
+        <w:t xml:space="preserve">Volví a leer mis oraciones completas y la puntuación.</w:t>
+      </w:r>
+    </w:p>
+    <w:p>
+      <w:pPr>
+        <w:pStyle w:val="Heading1"/>
+        <w:pageBreakBefore/>
+        <w:pBdr>
+          <w:bottom w:val="single" w:color="1FA6A2" w:sz="14" w:space="6"/>
+        </w:pBdr>
+        <w:spacing w:after="140" w:before="0"/>
+      </w:pPr>
+      <w:r>
+        <w:rPr>
+          <w:b/>
+          <w:bCs/>
+          <w:color w:val="12355B"/>
+          <w:sz w:val="30"/>
+          <w:szCs w:val="30"/>
+        </w:rPr>
+        <w:t xml:space="preserve">Worked Example</w:t>
+      </w:r>
+    </w:p>
+    <w:p>
+      <w:pPr>
+        <w:pStyle w:val="Heading2"/>
+        <w:spacing w:after="80" w:before="180"/>
+      </w:pPr>
+      <w:r>
+        <w:rPr>
+          <w:b/>
+          <w:bCs/>
+          <w:color w:val="12355B"/>
+          <w:sz w:val="24"/>
+          <w:szCs w:val="24"/>
+        </w:rPr>
+        <w:t xml:space="preserve">Watch &amp; Read</w:t>
+      </w:r>
+      <w:r>
+        <w:rPr>
+          <w:i/>
+          <w:iCs/>
+          <w:color w:val="1FA6A2"/>
+          <w:sz w:val="19"/>
+          <w:szCs w:val="19"/>
+        </w:rPr>
+        <w:t xml:space="preserve">   I Do — follow along with your teacher</w:t>
+      </w:r>
+    </w:p>
+    <w:tbl>
+      <w:tblPr>
+        <w:tblW w:type="pct" w:w="100%"/>
+        <w:tblBorders>
+          <w:top w:val="single" w:color="1FA6A2" w:sz="8"/>
+          <w:left w:val="single" w:color="1FA6A2" w:sz="8"/>
+          <w:bottom w:val="single" w:color="1FA6A2" w:sz="8"/>
+          <w:right w:val="single" w:color="1FA6A2" w:sz="8"/>
+          <w:insideH w:val="single" w:color="auto" w:sz="4"/>
+          <w:insideV w:val="single" w:color="auto" w:sz="4"/>
+        </w:tblBorders>
+      </w:tblPr>
+      <w:tblGrid>
+        <w:gridCol w:w="100"/>
+      </w:tblGrid>
+      <w:tr>
+        <w:tc>
+          <w:tcPr>
+            <w:shd w:fill="E6F4F3" w:color="auto" w:val="clear"/>
+            <w:tcMar>
+              <w:top w:type="dxa" w:w="120"/>
+              <w:left w:type="dxa" w:w="180"/>
+              <w:bottom w:type="dxa" w:w="120"/>
+              <w:right w:type="dxa" w:w="180"/>
+            </w:tcMar>
+          </w:tcPr>
+          <w:p>
+            <w:pPr>
+              <w:spacing w:after="60"/>
+            </w:pPr>
+            <w:r>
+              <w:rPr>
+                <w:b/>
+                <w:bCs/>
+                <w:color w:val="12355B"/>
+                <w:sz w:val="22"/>
+                <w:szCs w:val="22"/>
+              </w:rPr>
+              <w:t xml:space="preserve">Space Station Material Costs</w:t>
+            </w:r>
+          </w:p>
+          <w:p>
+            <w:pPr>
+              <w:spacing w:after="0"/>
+            </w:pPr>
+            <w:r>
+              <w:rPr>
+                <w:sz w:val="21"/>
+                <w:szCs w:val="21"/>
+              </w:rPr>
+              <w:t xml:space="preserve">The station needs 4.5 meters of heat shielding that costs $12.60 per meter. Commander Diaz needs to calculate the total cost before submitting the supply order. What is the total cost of the shielding?</w:t>
+            </w:r>
+          </w:p>
+        </w:tc>
+      </w:tr>
+    </w:tbl>
+    <w:p>
+      <w:pPr>
+        <w:spacing w:after="80"/>
+      </w:pPr>
+      <w:r>
+        <w:t xml:space="preserve"/>
+      </w:r>
+    </w:p>
+    <w:p>
+      <w:pPr>
+        <w:spacing w:after="50" w:before="60"/>
+      </w:pPr>
+      <w:r>
+        <w:rPr>
+          <w:b/>
+          <w:bCs/>
+          <w:color w:val="12355B"/>
+          <w:sz w:val="21"/>
+          <w:szCs w:val="21"/>
+        </w:rPr>
+        <w:t xml:space="preserve">Think about:</w:t>
+      </w:r>
+    </w:p>
+    <w:p>
+      <w:pPr>
+        <w:spacing w:after="40"/>
+        <w:ind w:left="300"/>
+      </w:pPr>
+      <w:r>
+        <w:rPr>
+          <w:sz w:val="20"/>
+          <w:szCs w:val="20"/>
+        </w:rPr>
+        <w:t xml:space="preserve">•  What two quantities are being multiplied?</w:t>
+      </w:r>
+    </w:p>
+    <w:p>
+      <w:pPr>
+        <w:spacing w:after="40"/>
+        <w:ind w:left="300"/>
+      </w:pPr>
+      <w:r>
+        <w:rPr>
+          <w:sz w:val="20"/>
+          <w:szCs w:val="20"/>
+        </w:rPr>
+        <w:t xml:space="preserve">•  How many total decimal places do the two factors have?</w:t>
+      </w:r>
+    </w:p>
+    <w:p>
+      <w:pPr>
+        <w:spacing w:after="40"/>
+        <w:ind w:left="300"/>
+      </w:pPr>
+      <w:r>
+        <w:rPr>
+          <w:sz w:val="20"/>
+          <w:szCs w:val="20"/>
+        </w:rPr>
+        <w:t xml:space="preserve">•  How can estimating help you check if your answer is reasonable?</w:t>
+      </w:r>
+    </w:p>
+    <w:p>
+      <w:pPr>
+        <w:spacing w:after="40"/>
+        <w:ind w:left="300"/>
+      </w:pPr>
+      <w:r>
+        <w:rPr>
+          <w:sz w:val="20"/>
+          <w:szCs w:val="20"/>
+        </w:rPr>
+        <w:t xml:space="preserve">•  Where does the decimal point go in the product?</w:t>
+      </w:r>
+    </w:p>
+    <w:p>
+      <w:pPr>
+        <w:pStyle w:val="Heading2"/>
+        <w:spacing w:after="80" w:before="180"/>
+      </w:pPr>
+      <w:r>
+        <w:rPr>
+          <w:b/>
+          <w:bCs/>
+          <w:color w:val="12355B"/>
+          <w:sz w:val="24"/>
+          <w:szCs w:val="24"/>
+        </w:rPr>
+        <w:t xml:space="preserve">Solved Example</w:t>
+      </w:r>
+      <w:r>
+        <w:rPr>
+          <w:i/>
+          <w:iCs/>
+          <w:color w:val="1FA6A2"/>
+          <w:sz w:val="19"/>
+          <w:szCs w:val="19"/>
+        </w:rPr>
+        <w:t xml:space="preserve">   I Do — watch each step</w:t>
+      </w:r>
+    </w:p>
+    <w:p>
+      <w:pPr>
+        <w:keepNext/>
+        <w:spacing w:after="40"/>
+      </w:pPr>
+      <w:r>
+        <w:rPr>
+          <w:b/>
+          <w:bCs/>
+          <w:color w:val="12355B"/>
+          <w:sz w:val="21"/>
+          <w:szCs w:val="21"/>
+        </w:rPr>
+        <w:t xml:space="preserve">Problem:  </w:t>
+      </w:r>
+      <w:r>
+        <w:rPr>
+          <w:sz w:val="21"/>
+          <w:szCs w:val="21"/>
+        </w:rPr>
+        <w:t xml:space="preserve">What is 3.4 × 2.6?</w:t>
+      </w:r>
+    </w:p>
+    <w:p>
+      <w:pPr>
+        <w:spacing w:after="30"/>
+        <w:ind w:left="420"/>
+      </w:pPr>
+      <w:r>
+        <w:rPr>
+          <w:sz w:val="20"/>
+          <w:szCs w:val="20"/>
+        </w:rPr>
+        <w:t xml:space="preserve">A)  8.84</w:t>
+      </w:r>
+    </w:p>
+    <w:p>
+      <w:pPr>
+        <w:spacing w:after="30"/>
+        <w:ind w:left="420"/>
+      </w:pPr>
+      <w:r>
+        <w:rPr>
+          <w:sz w:val="20"/>
+          <w:szCs w:val="20"/>
+        </w:rPr>
+        <w:t xml:space="preserve">B)  88.4</w:t>
+      </w:r>
+    </w:p>
+    <w:p>
+      <w:pPr>
+        <w:spacing w:after="30"/>
+        <w:ind w:left="420"/>
+      </w:pPr>
+      <w:r>
+        <w:rPr>
+          <w:sz w:val="20"/>
+          <w:szCs w:val="20"/>
+        </w:rPr>
+        <w:t xml:space="preserve">C)  0.884</w:t>
+      </w:r>
+    </w:p>
+    <w:p>
+      <w:pPr>
+        <w:spacing w:after="30"/>
+        <w:ind w:left="420"/>
+      </w:pPr>
+      <w:r>
+        <w:rPr>
+          <w:sz w:val="20"/>
+          <w:szCs w:val="20"/>
+        </w:rPr>
+        <w:t xml:space="preserve">D)  8.48</w:t>
+      </w:r>
+    </w:p>
+    <w:p>
+      <w:pPr>
+        <w:spacing w:after="20" w:before="50"/>
+      </w:pPr>
+      <w:r>
+        <w:rPr>
+          <w:b/>
+          <w:bCs/>
+          <w:color w:val="1FA6A2"/>
+          <w:sz w:val="21"/>
+          <w:szCs w:val="21"/>
+        </w:rPr>
+        <w:t xml:space="preserve">Step 1:  </w:t>
+      </w:r>
+      <w:r>
+        <w:rPr>
+          <w:sz w:val="21"/>
+          <w:szCs w:val="21"/>
+        </w:rPr>
+        <w:t xml:space="preserve">34 × 26 = 884.</w:t>
+      </w:r>
+    </w:p>
+    <w:p>
+      <w:pPr>
+        <w:spacing w:after="20" w:before="50"/>
+      </w:pPr>
+      <w:r>
+        <w:rPr>
+          <w:b/>
+          <w:bCs/>
+          <w:color w:val="1FA6A2"/>
+          <w:sz w:val="21"/>
+          <w:szCs w:val="21"/>
+        </w:rPr>
+        <w:t xml:space="preserve">Step 2:  </w:t>
+      </w:r>
+      <w:r>
+        <w:rPr>
+          <w:sz w:val="21"/>
+          <w:szCs w:val="21"/>
+        </w:rPr>
+        <w:t xml:space="preserve">There are 2 total decimal places (1 + 1), so place the decimal to get 8.84.</w:t>
+      </w:r>
+    </w:p>
+    <w:p>
+      <w:pPr>
+        <w:spacing w:after="40" w:before="60"/>
+      </w:pPr>
+      <w:r>
+        <w:rPr>
+          <w:b/>
+          <w:bCs/>
+          <w:color w:val="12355B"/>
+          <w:sz w:val="21"/>
+          <w:szCs w:val="21"/>
+        </w:rPr>
+        <w:t xml:space="preserve">Answer:  </w:t>
+      </w:r>
+      <w:r>
+        <w:rPr>
+          <w:b/>
+          <w:bCs/>
+          <w:sz w:val="21"/>
+          <w:szCs w:val="21"/>
+        </w:rPr>
+        <w:t xml:space="preserve">A. 8.84</w:t>
+      </w:r>
+    </w:p>
+    <w:p>
+      <w:pPr>
+        <w:pStyle w:val="Heading1"/>
+        <w:pageBreakBefore/>
+        <w:pBdr>
+          <w:bottom w:val="single" w:color="1FA6A2" w:sz="14" w:space="6"/>
+        </w:pBdr>
+        <w:spacing w:after="140" w:before="0"/>
+      </w:pPr>
+      <w:r>
+        <w:rPr>
+          <w:b/>
+          <w:bCs/>
+          <w:color w:val="12355B"/>
+          <w:sz w:val="30"/>
+          <w:szCs w:val="30"/>
+        </w:rPr>
+        <w:t xml:space="preserve">Guided Practice</w:t>
+      </w:r>
+    </w:p>
+    <w:p>
+      <w:pPr>
+        <w:pStyle w:val="Heading2"/>
+        <w:spacing w:after="80" w:before="180"/>
+      </w:pPr>
+      <w:r>
+        <w:rPr>
+          <w:b/>
+          <w:bCs/>
+          <w:color w:val="12355B"/>
+          <w:sz w:val="24"/>
+          <w:szCs w:val="24"/>
+        </w:rPr>
+        <w:t xml:space="preserve">Solve Together</w:t>
+      </w:r>
+      <w:r>
+        <w:rPr>
+          <w:i/>
+          <w:iCs/>
+          <w:color w:val="6B4FA0"/>
+          <w:sz w:val="19"/>
+          <w:szCs w:val="19"/>
+        </w:rPr>
+        <w:t xml:space="preserve">   We Do — work with your class</w:t>
+      </w:r>
+    </w:p>
+    <w:p>
+      <w:pPr>
+        <w:keepNext/>
+        <w:spacing w:after="40" w:before="40"/>
+      </w:pPr>
+      <w:r>
+        <w:rPr>
+          <w:b/>
+          <w:bCs/>
+          <w:color w:val="12355B"/>
+          <w:sz w:val="21"/>
+          <w:szCs w:val="21"/>
+        </w:rPr>
+        <w:t xml:space="preserve">Problem:  </w:t>
+      </w:r>
+      <w:r>
+        <w:rPr>
+          <w:sz w:val="21"/>
+          <w:szCs w:val="21"/>
+        </w:rPr>
+        <w:t xml:space="preserve">What is 0.7 × 1.5?</w:t>
+      </w:r>
+    </w:p>
+    <w:p>
+      <w:pPr>
+        <w:spacing w:after="30"/>
+        <w:ind w:left="420"/>
+      </w:pPr>
+      <w:r>
+        <w:rPr>
+          <w:sz w:val="20"/>
+          <w:szCs w:val="20"/>
+        </w:rPr>
+        <w:t xml:space="preserve">A)  1.05</w:t>
+      </w:r>
+    </w:p>
+    <w:p>
+      <w:pPr>
+        <w:spacing w:after="30"/>
+        <w:ind w:left="420"/>
+      </w:pPr>
+      <w:r>
+        <w:rPr>
+          <w:sz w:val="20"/>
+          <w:szCs w:val="20"/>
+        </w:rPr>
+        <w:t xml:space="preserve">B)  10.5</w:t>
+      </w:r>
+    </w:p>
+    <w:p>
+      <w:pPr>
+        <w:spacing w:after="30"/>
+        <w:ind w:left="420"/>
+      </w:pPr>
+      <w:r>
+        <w:rPr>
+          <w:sz w:val="20"/>
+          <w:szCs w:val="20"/>
+        </w:rPr>
+        <w:t xml:space="preserve">C)  0.105</w:t>
+      </w:r>
+    </w:p>
+    <w:p>
+      <w:pPr>
+        <w:spacing w:after="30"/>
+        <w:ind w:left="420"/>
+      </w:pPr>
+      <w:r>
+        <w:rPr>
+          <w:sz w:val="20"/>
+          <w:szCs w:val="20"/>
+        </w:rPr>
+        <w:t xml:space="preserve">D)  1.50</w:t>
+      </w:r>
+    </w:p>
+    <w:p>
+      <w:pPr>
+        <w:keepNext/>
+        <w:spacing w:after="0" w:before="50"/>
+      </w:pPr>
+      <w:r>
+        <w:rPr>
+          <w:b/>
+          <w:bCs/>
+          <w:color w:val="6B4FA0"/>
+          <w:sz w:val="21"/>
+          <w:szCs w:val="21"/>
+        </w:rPr>
+        <w:t xml:space="preserve">Step 1:</w:t>
+      </w:r>
+    </w:p>
+    <w:p>
+      <w:pPr>
+        <w:pBdr>
+          <w:bottom w:val="single" w:color="AFBECC" w:sz="6"/>
+        </w:pBdr>
+        <w:spacing w:after="30" w:before="150"/>
+      </w:pPr>
+      <w:r>
+        <w:t xml:space="preserve"/>
+      </w:r>
+    </w:p>
+    <w:p>
+      <w:pPr>
+        <w:keepNext/>
+        <w:spacing w:after="0" w:before="50"/>
+      </w:pPr>
+      <w:r>
+        <w:rPr>
+          <w:b/>
+          <w:bCs/>
+          <w:color w:val="6B4FA0"/>
+          <w:sz w:val="21"/>
+          <w:szCs w:val="21"/>
+        </w:rPr>
+        <w:t xml:space="preserve">Step 2:</w:t>
+      </w:r>
+    </w:p>
+    <w:p>
+      <w:pPr>
+        <w:pBdr>
+          <w:bottom w:val="single" w:color="AFBECC" w:sz="6"/>
+        </w:pBdr>
+        <w:spacing w:after="30" w:before="150"/>
+      </w:pPr>
+      <w:r>
+        <w:t xml:space="preserve"/>
+      </w:r>
+    </w:p>
+    <w:p>
+      <w:pPr>
+        <w:keepNext/>
+        <w:spacing w:after="0" w:before="60"/>
+      </w:pPr>
+      <w:r>
+        <w:rPr>
+          <w:b/>
+          <w:bCs/>
+          <w:color w:val="12355B"/>
+          <w:sz w:val="21"/>
+          <w:szCs w:val="21"/>
+        </w:rPr>
+        <w:t xml:space="preserve">Answer:</w:t>
+      </w:r>
+    </w:p>
+    <w:p>
+      <w:pPr>
+        <w:pBdr>
+          <w:bottom w:val="single" w:color="AFBECC" w:sz="6"/>
+        </w:pBdr>
+        <w:spacing w:after="30" w:before="150"/>
+      </w:pPr>
+      <w:r>
+        <w:t xml:space="preserve"/>
+      </w:r>
+    </w:p>
+    <w:p>
+      <w:pPr>
+        <w:spacing w:after="80"/>
+      </w:pPr>
+      <w:r>
+        <w:t xml:space="preserve"/>
+      </w:r>
+    </w:p>
+    <w:tbl>
+      <w:tblPr>
+        <w:tblW w:type="pct" w:w="100%"/>
+        <w:tblBorders>
+          <w:top w:val="single" w:color="BBD0DE" w:sz="8"/>
+          <w:left w:val="single" w:color="BBD0DE" w:sz="8"/>
+          <w:bottom w:val="single" w:color="BBD0DE" w:sz="8"/>
+          <w:right w:val="single" w:color="BBD0DE" w:sz="8"/>
+          <w:insideH w:val="single" w:color="auto" w:sz="4"/>
+          <w:insideV w:val="single" w:color="auto" w:sz="4"/>
+        </w:tblBorders>
+      </w:tblPr>
+      <w:tblGrid>
+        <w:gridCol w:w="100"/>
+      </w:tblGrid>
+      <w:tr>
+        <w:tc>
+          <w:tcPr>
+            <w:shd w:fill="EEF4F8" w:color="auto" w:val="clear"/>
+            <w:tcMar>
+              <w:top w:type="dxa" w:w="120"/>
+              <w:left w:type="dxa" w:w="180"/>
+              <w:bottom w:type="dxa" w:w="120"/>
+              <w:right w:type="dxa" w:w="180"/>
+            </w:tcMar>
+          </w:tcPr>
+          <w:p>
+            <w:pPr>
               <w:spacing w:after="60"/>
             </w:pPr>
             <w:r>
@@ -3418,6 +4714,97 @@
           <w:szCs w:val="19"/>
         </w:rPr>
         <w:t xml:space="preserve">  — 46 × 23 = 1,058. There are 2 total decimal places (1 + 1), so the answer is 10.58.</w:t>
+      </w:r>
+    </w:p>
+    <w:p>
+      <w:pPr>
+        <w:pStyle w:val="Heading2"/>
+        <w:spacing w:after="80" w:before="180"/>
+      </w:pPr>
+      <w:r>
+        <w:rPr>
+          <w:b/>
+          <w:bCs/>
+          <w:color w:val="12355B"/>
+          <w:sz w:val="24"/>
+          <w:szCs w:val="24"/>
+        </w:rPr>
+        <w:t xml:space="preserve">Math Writing Criteria</w:t>
+      </w:r>
+    </w:p>
+    <w:p>
+      <w:pPr>
+        <w:spacing w:after="100"/>
+      </w:pPr>
+      <w:r>
+        <w:rPr>
+          <w:i/>
+          <w:iCs/>
+          <w:color w:val="5F6F80"/>
+          <w:sz w:val="19"/>
+          <w:szCs w:val="19"/>
+        </w:rPr>
+        <w:t xml:space="preserve">The support level changes the amount of language scaffolding, not the mathematical expectation.</w:t>
+      </w:r>
+    </w:p>
+    <w:p>
+      <w:pPr>
+        <w:spacing w:after="80"/>
+      </w:pPr>
+      <w:r>
+        <w:rPr>
+          <w:sz w:val="20"/>
+          <w:szCs w:val="20"/>
+        </w:rPr>
+        <w:t xml:space="preserve">☐  I answered the question.</w:t>
+      </w:r>
+    </w:p>
+    <w:p>
+      <w:pPr>
+        <w:spacing w:after="80"/>
+      </w:pPr>
+      <w:r>
+        <w:rPr>
+          <w:sz w:val="20"/>
+          <w:szCs w:val="20"/>
+        </w:rPr>
+        <w:t xml:space="preserve">☐  I used math evidence: numbers, an equation, a model, or a comparison.</w:t>
+      </w:r>
+    </w:p>
+    <w:p>
+      <w:pPr>
+        <w:spacing w:after="80"/>
+      </w:pPr>
+      <w:r>
+        <w:rPr>
+          <w:sz w:val="20"/>
+          <w:szCs w:val="20"/>
+        </w:rPr>
+        <w:t xml:space="preserve">☐  I explained how the evidence proves my answer.</w:t>
+      </w:r>
+    </w:p>
+    <w:p>
+      <w:pPr>
+        <w:spacing w:after="80"/>
+      </w:pPr>
+      <w:r>
+        <w:rPr>
+          <w:sz w:val="20"/>
+          <w:szCs w:val="20"/>
+        </w:rPr>
+        <w:t xml:space="preserve">☐  I used at least two math words.</w:t>
+      </w:r>
+    </w:p>
+    <w:p>
+      <w:pPr>
+        <w:spacing w:after="80"/>
+      </w:pPr>
+      <w:r>
+        <w:rPr>
+          <w:sz w:val="20"/>
+          <w:szCs w:val="20"/>
+        </w:rPr>
+        <w:t xml:space="preserve">☐  I reread complete sentences and punctuation.</w:t>
       </w:r>
     </w:p>
     <w:sectPr>

--- a/lessons/1-6/downloads/1-6-notes-teacher.docx
+++ b/lessons/1-6/downloads/1-6-notes-teacher.docx
@@ -366,7 +366,7 @@
           </w:p>
           <w:p>
             <w:pPr>
-              <w:spacing w:after="0"/>
+              <w:spacing w:after="40"/>
             </w:pPr>
             <w:r>
               <w:rPr>
@@ -376,391 +376,29 @@
               <w:t xml:space="preserve">To figure out what a problem is asking — what you know, and what you don't know yet.</w:t>
             </w:r>
           </w:p>
-        </w:tc>
-      </w:tr>
-    </w:tbl>
-    <w:tbl>
-      <w:tblPr>
-        <w:tblW w:type="pct" w:w="100%"/>
-        <w:tblBorders>
-          <w:top w:val="none" w:color="FFFFFF" w:sz="0"/>
-          <w:left w:val="none" w:color="FFFFFF" w:sz="0"/>
-          <w:bottom w:val="single" w:color="C7D2DD" w:sz="4"/>
-          <w:right w:val="none" w:color="FFFFFF" w:sz="0"/>
-          <w:insideH w:val="none" w:color="FFFFFF" w:sz="0"/>
-          <w:insideV w:val="none" w:color="FFFFFF" w:sz="0"/>
-        </w:tblBorders>
-      </w:tblPr>
-      <w:tblGrid>
-        <w:gridCol w:w="1800"/>
-        <w:gridCol w:w="7560"/>
-      </w:tblGrid>
-      <w:tr>
-        <w:trPr>
-          <w:cantSplit/>
-        </w:trPr>
-        <w:tc>
-          <w:tcPr>
-            <w:tcW w:type="dxa" w:w="1800"/>
-            <w:tcMar>
-              <w:top w:type="dxa" w:w="100"/>
-              <w:left w:type="dxa" w:w="40"/>
-              <w:bottom w:type="dxa" w:w="100"/>
-              <w:right w:type="dxa" w:w="120"/>
-            </w:tcMar>
-            <w:vAlign w:val="center"/>
-          </w:tcPr>
           <w:p>
             <w:pPr>
               <w:spacing w:after="0"/>
-              <w:jc w:val="center"/>
-            </w:pPr>
-            <w:r>
-              <w:drawing>
-                <wp:inline distT="0" distB="0" distL="0" distR="0">
-                  <wp:extent cx="1047750" cy="790575"/>
-                  <wp:effectExtent t="0" r="0" b="0" l="0"/>
-                  <wp:docPr id="1" name="" descr="" title=""/>
-                  <wp:cNvGraphicFramePr>
-                    <a:graphicFrameLocks xmlns:a="http://schemas.openxmlformats.org/drawingml/2006/main" noChangeAspect="1"/>
-                  </wp:cNvGraphicFramePr>
-                  <a:graphic xmlns:a="http://schemas.openxmlformats.org/drawingml/2006/main">
-                    <a:graphicData uri="http://schemas.openxmlformats.org/drawingml/2006/picture">
-                      <pic:pic xmlns:pic="http://schemas.openxmlformats.org/drawingml/2006/picture">
-                        <pic:nvPicPr>
-                          <pic:cNvPr id="0" name="" descr=""/>
-                          <pic:cNvPicPr>
-                            <a:picLocks noChangeAspect="1" noChangeArrowheads="1"/>
-                          </pic:cNvPicPr>
-                        </pic:nvPicPr>
-                        <pic:blipFill>
-                          <a:blip r:embed="rId9" cstate="none"/>
-                          <a:srcRect/>
-                          <a:stretch>
-                            <a:fillRect/>
-                          </a:stretch>
-                        </pic:blipFill>
-                        <pic:spPr bwMode="auto">
-                          <a:xfrm>
-                            <a:off x="0" y="0"/>
-                            <a:ext cx="1047750" cy="790575"/>
-                          </a:xfrm>
-                          <a:prstGeom prst="rect">
-                            <a:avLst/>
-                          </a:prstGeom>
-                        </pic:spPr>
-                      </pic:pic>
-                    </a:graphicData>
-                  </a:graphic>
-                </wp:inline>
-              </w:drawing>
-            </w:r>
-          </w:p>
-        </w:tc>
-        <w:tc>
-          <w:tcPr>
-            <w:tcW w:type="dxa" w:w="7560"/>
-            <w:tcMar>
-              <w:top w:type="dxa" w:w="100"/>
-              <w:left w:type="dxa" w:w="40"/>
-              <w:bottom w:type="dxa" w:w="100"/>
-              <w:right w:type="dxa" w:w="40"/>
-            </w:tcMar>
-            <w:vAlign w:val="center"/>
-          </w:tcPr>
-          <w:p>
-            <w:pPr>
-              <w:spacing w:after="50"/>
             </w:pPr>
             <w:r>
               <w:rPr>
                 <w:b/>
                 <w:bCs/>
-                <w:color w:val="12355B"/>
-                <w:sz w:val="24"/>
-                <w:szCs w:val="24"/>
+                <w:color w:val="1FA6A2"/>
+                <w:sz w:val="18"/>
+                <w:szCs w:val="18"/>
               </w:rPr>
-              <w:t xml:space="preserve">representation</w:t>
+              <w:t xml:space="preserve">Example:  </w:t>
             </w:r>
             <w:r>
               <w:rPr>
                 <w:i/>
                 <w:iCs/>
                 <w:color w:val="5F6F80"/>
-                <w:sz w:val="19"/>
-                <w:szCs w:val="19"/>
+                <w:sz w:val="18"/>
+                <w:szCs w:val="18"/>
               </w:rPr>
-              <w:t xml:space="preserve">   representación</w:t>
-            </w:r>
-          </w:p>
-          <w:p>
-            <w:pPr>
-              <w:spacing w:after="0"/>
-            </w:pPr>
-            <w:r>
-              <w:rPr>
-                <w:sz w:val="21"/>
-                <w:szCs w:val="21"/>
-              </w:rPr>
-              <w:t xml:space="preserve">A way of showing a problem — a drawing, table, equation, or model — that helps you see it.</w:t>
-            </w:r>
-          </w:p>
-        </w:tc>
-      </w:tr>
-    </w:tbl>
-    <w:tbl>
-      <w:tblPr>
-        <w:tblW w:type="pct" w:w="100%"/>
-        <w:tblBorders>
-          <w:top w:val="none" w:color="FFFFFF" w:sz="0"/>
-          <w:left w:val="none" w:color="FFFFFF" w:sz="0"/>
-          <w:bottom w:val="single" w:color="C7D2DD" w:sz="4"/>
-          <w:right w:val="none" w:color="FFFFFF" w:sz="0"/>
-          <w:insideH w:val="none" w:color="FFFFFF" w:sz="0"/>
-          <w:insideV w:val="none" w:color="FFFFFF" w:sz="0"/>
-        </w:tblBorders>
-      </w:tblPr>
-      <w:tblGrid>
-        <w:gridCol w:w="1800"/>
-        <w:gridCol w:w="7560"/>
-      </w:tblGrid>
-      <w:tr>
-        <w:trPr>
-          <w:cantSplit/>
-        </w:trPr>
-        <w:tc>
-          <w:tcPr>
-            <w:tcW w:type="dxa" w:w="1800"/>
-            <w:tcMar>
-              <w:top w:type="dxa" w:w="100"/>
-              <w:left w:type="dxa" w:w="40"/>
-              <w:bottom w:type="dxa" w:w="100"/>
-              <w:right w:type="dxa" w:w="120"/>
-            </w:tcMar>
-            <w:vAlign w:val="center"/>
-          </w:tcPr>
-          <w:p>
-            <w:pPr>
-              <w:spacing w:after="0"/>
-              <w:jc w:val="center"/>
-            </w:pPr>
-            <w:r>
-              <w:drawing>
-                <wp:inline distT="0" distB="0" distL="0" distR="0">
-                  <wp:extent cx="1047750" cy="790575"/>
-                  <wp:effectExtent t="0" r="0" b="0" l="0"/>
-                  <wp:docPr id="1" name="" descr="" title=""/>
-                  <wp:cNvGraphicFramePr>
-                    <a:graphicFrameLocks xmlns:a="http://schemas.openxmlformats.org/drawingml/2006/main" noChangeAspect="1"/>
-                  </wp:cNvGraphicFramePr>
-                  <a:graphic xmlns:a="http://schemas.openxmlformats.org/drawingml/2006/main">
-                    <a:graphicData uri="http://schemas.openxmlformats.org/drawingml/2006/picture">
-                      <pic:pic xmlns:pic="http://schemas.openxmlformats.org/drawingml/2006/picture">
-                        <pic:nvPicPr>
-                          <pic:cNvPr id="0" name="" descr=""/>
-                          <pic:cNvPicPr>
-                            <a:picLocks noChangeAspect="1" noChangeArrowheads="1"/>
-                          </pic:cNvPicPr>
-                        </pic:nvPicPr>
-                        <pic:blipFill>
-                          <a:blip r:embed="rId9" cstate="none"/>
-                          <a:srcRect/>
-                          <a:stretch>
-                            <a:fillRect/>
-                          </a:stretch>
-                        </pic:blipFill>
-                        <pic:spPr bwMode="auto">
-                          <a:xfrm>
-                            <a:off x="0" y="0"/>
-                            <a:ext cx="1047750" cy="790575"/>
-                          </a:xfrm>
-                          <a:prstGeom prst="rect">
-                            <a:avLst/>
-                          </a:prstGeom>
-                        </pic:spPr>
-                      </pic:pic>
-                    </a:graphicData>
-                  </a:graphic>
-                </wp:inline>
-              </w:drawing>
-            </w:r>
-          </w:p>
-        </w:tc>
-        <w:tc>
-          <w:tcPr>
-            <w:tcW w:type="dxa" w:w="7560"/>
-            <w:tcMar>
-              <w:top w:type="dxa" w:w="100"/>
-              <w:left w:type="dxa" w:w="40"/>
-              <w:bottom w:type="dxa" w:w="100"/>
-              <w:right w:type="dxa" w:w="40"/>
-            </w:tcMar>
-            <w:vAlign w:val="center"/>
-          </w:tcPr>
-          <w:p>
-            <w:pPr>
-              <w:spacing w:after="50"/>
-            </w:pPr>
-            <w:r>
-              <w:rPr>
-                <w:b/>
-                <w:bCs/>
-                <w:color w:val="12355B"/>
-                <w:sz w:val="24"/>
-                <w:szCs w:val="24"/>
-              </w:rPr>
-              <w:t xml:space="preserve">strategy</w:t>
-            </w:r>
-            <w:r>
-              <w:rPr>
-                <w:i/>
-                <w:iCs/>
-                <w:color w:val="5F6F80"/>
-                <w:sz w:val="19"/>
-                <w:szCs w:val="19"/>
-              </w:rPr>
-              <w:t xml:space="preserve">   estrategia</w:t>
-            </w:r>
-          </w:p>
-          <w:p>
-            <w:pPr>
-              <w:spacing w:after="0"/>
-            </w:pPr>
-            <w:r>
-              <w:rPr>
-                <w:sz w:val="21"/>
-                <w:szCs w:val="21"/>
-              </w:rPr>
-              <w:t xml:space="preserve">A plan of attack for a problem — and something you can switch when you get stuck.</w:t>
-            </w:r>
-          </w:p>
-        </w:tc>
-      </w:tr>
-    </w:tbl>
-    <w:tbl>
-      <w:tblPr>
-        <w:tblW w:type="pct" w:w="100%"/>
-        <w:tblBorders>
-          <w:top w:val="none" w:color="FFFFFF" w:sz="0"/>
-          <w:left w:val="none" w:color="FFFFFF" w:sz="0"/>
-          <w:bottom w:val="single" w:color="C7D2DD" w:sz="4"/>
-          <w:right w:val="none" w:color="FFFFFF" w:sz="0"/>
-          <w:insideH w:val="none" w:color="FFFFFF" w:sz="0"/>
-          <w:insideV w:val="none" w:color="FFFFFF" w:sz="0"/>
-        </w:tblBorders>
-      </w:tblPr>
-      <w:tblGrid>
-        <w:gridCol w:w="1800"/>
-        <w:gridCol w:w="7560"/>
-      </w:tblGrid>
-      <w:tr>
-        <w:trPr>
-          <w:cantSplit/>
-        </w:trPr>
-        <w:tc>
-          <w:tcPr>
-            <w:tcW w:type="dxa" w:w="1800"/>
-            <w:tcMar>
-              <w:top w:type="dxa" w:w="100"/>
-              <w:left w:type="dxa" w:w="40"/>
-              <w:bottom w:type="dxa" w:w="100"/>
-              <w:right w:type="dxa" w:w="120"/>
-            </w:tcMar>
-            <w:vAlign w:val="center"/>
-          </w:tcPr>
-          <w:p>
-            <w:pPr>
-              <w:spacing w:after="0"/>
-              <w:jc w:val="center"/>
-            </w:pPr>
-            <w:r>
-              <w:drawing>
-                <wp:inline distT="0" distB="0" distL="0" distR="0">
-                  <wp:extent cx="1047750" cy="790575"/>
-                  <wp:effectExtent t="0" r="0" b="0" l="0"/>
-                  <wp:docPr id="1" name="" descr="" title=""/>
-                  <wp:cNvGraphicFramePr>
-                    <a:graphicFrameLocks xmlns:a="http://schemas.openxmlformats.org/drawingml/2006/main" noChangeAspect="1"/>
-                  </wp:cNvGraphicFramePr>
-                  <a:graphic xmlns:a="http://schemas.openxmlformats.org/drawingml/2006/main">
-                    <a:graphicData uri="http://schemas.openxmlformats.org/drawingml/2006/picture">
-                      <pic:pic xmlns:pic="http://schemas.openxmlformats.org/drawingml/2006/picture">
-                        <pic:nvPicPr>
-                          <pic:cNvPr id="0" name="" descr=""/>
-                          <pic:cNvPicPr>
-                            <a:picLocks noChangeAspect="1" noChangeArrowheads="1"/>
-                          </pic:cNvPicPr>
-                        </pic:nvPicPr>
-                        <pic:blipFill>
-                          <a:blip r:embed="rId9" cstate="none"/>
-                          <a:srcRect/>
-                          <a:stretch>
-                            <a:fillRect/>
-                          </a:stretch>
-                        </pic:blipFill>
-                        <pic:spPr bwMode="auto">
-                          <a:xfrm>
-                            <a:off x="0" y="0"/>
-                            <a:ext cx="1047750" cy="790575"/>
-                          </a:xfrm>
-                          <a:prstGeom prst="rect">
-                            <a:avLst/>
-                          </a:prstGeom>
-                        </pic:spPr>
-                      </pic:pic>
-                    </a:graphicData>
-                  </a:graphic>
-                </wp:inline>
-              </w:drawing>
-            </w:r>
-          </w:p>
-        </w:tc>
-        <w:tc>
-          <w:tcPr>
-            <w:tcW w:type="dxa" w:w="7560"/>
-            <w:tcMar>
-              <w:top w:type="dxa" w:w="100"/>
-              <w:left w:type="dxa" w:w="40"/>
-              <w:bottom w:type="dxa" w:w="100"/>
-              <w:right w:type="dxa" w:w="40"/>
-            </w:tcMar>
-            <w:vAlign w:val="center"/>
-          </w:tcPr>
-          <w:p>
-            <w:pPr>
-              <w:spacing w:after="50"/>
-            </w:pPr>
-            <w:r>
-              <w:rPr>
-                <w:b/>
-                <w:bCs/>
-                <w:color w:val="12355B"/>
-                <w:sz w:val="24"/>
-                <w:szCs w:val="24"/>
-              </w:rPr>
-              <w:t xml:space="preserve">critique</w:t>
-            </w:r>
-            <w:r>
-              <w:rPr>
-                <w:i/>
-                <w:iCs/>
-                <w:color w:val="5F6F80"/>
-                <w:sz w:val="19"/>
-                <w:szCs w:val="19"/>
-              </w:rPr>
-              <w:t xml:space="preserve">   criticar constructivamente</w:t>
-            </w:r>
-          </w:p>
-          <w:p>
-            <w:pPr>
-              <w:spacing w:after="0"/>
-            </w:pPr>
-            <w:r>
-              <w:rPr>
-                <w:sz w:val="21"/>
-                <w:szCs w:val="21"/>
-              </w:rPr>
-              <w:t xml:space="preserve">To examine an idea and say what is convincing or not — about the idea, never about the person.</w:t>
+              <w:t xml:space="preserve">KNOW: 16 wheels, 6 times as many. DON'T KNOW: how many bikes.</w:t>
             </w:r>
           </w:p>
         </w:tc>
@@ -867,6 +505,468 @@
                 <w:sz w:val="24"/>
                 <w:szCs w:val="24"/>
               </w:rPr>
+              <w:t xml:space="preserve">representation</w:t>
+            </w:r>
+            <w:r>
+              <w:rPr>
+                <w:i/>
+                <w:iCs/>
+                <w:color w:val="5F6F80"/>
+                <w:sz w:val="19"/>
+                <w:szCs w:val="19"/>
+              </w:rPr>
+              <w:t xml:space="preserve">   representación</w:t>
+            </w:r>
+          </w:p>
+          <w:p>
+            <w:pPr>
+              <w:spacing w:after="40"/>
+            </w:pPr>
+            <w:r>
+              <w:rPr>
+                <w:sz w:val="21"/>
+                <w:szCs w:val="21"/>
+              </w:rPr>
+              <w:t xml:space="preserve">A way of showing a problem — a drawing, table, equation, or model — that helps you see it.</w:t>
+            </w:r>
+          </w:p>
+          <w:p>
+            <w:pPr>
+              <w:spacing w:after="0"/>
+            </w:pPr>
+            <w:r>
+              <w:rPr>
+                <w:b/>
+                <w:bCs/>
+                <w:color w:val="1FA6A2"/>
+                <w:sz w:val="18"/>
+                <w:szCs w:val="18"/>
+              </w:rPr>
+              <w:t xml:space="preserve">Example:  </w:t>
+            </w:r>
+            <w:r>
+              <w:rPr>
+                <w:i/>
+                <w:iCs/>
+                <w:color w:val="5F6F80"/>
+                <w:sz w:val="18"/>
+                <w:szCs w:val="18"/>
+              </w:rPr>
+              <w:t xml:space="preserve">The same 12 shown three ways: a tape diagram, a table, and 3 × 4.</w:t>
+            </w:r>
+          </w:p>
+        </w:tc>
+      </w:tr>
+    </w:tbl>
+    <w:tbl>
+      <w:tblPr>
+        <w:tblW w:type="pct" w:w="100%"/>
+        <w:tblBorders>
+          <w:top w:val="none" w:color="FFFFFF" w:sz="0"/>
+          <w:left w:val="none" w:color="FFFFFF" w:sz="0"/>
+          <w:bottom w:val="single" w:color="C7D2DD" w:sz="4"/>
+          <w:right w:val="none" w:color="FFFFFF" w:sz="0"/>
+          <w:insideH w:val="none" w:color="FFFFFF" w:sz="0"/>
+          <w:insideV w:val="none" w:color="FFFFFF" w:sz="0"/>
+        </w:tblBorders>
+      </w:tblPr>
+      <w:tblGrid>
+        <w:gridCol w:w="1800"/>
+        <w:gridCol w:w="7560"/>
+      </w:tblGrid>
+      <w:tr>
+        <w:trPr>
+          <w:cantSplit/>
+        </w:trPr>
+        <w:tc>
+          <w:tcPr>
+            <w:tcW w:type="dxa" w:w="1800"/>
+            <w:tcMar>
+              <w:top w:type="dxa" w:w="100"/>
+              <w:left w:type="dxa" w:w="40"/>
+              <w:bottom w:type="dxa" w:w="100"/>
+              <w:right w:type="dxa" w:w="120"/>
+            </w:tcMar>
+            <w:vAlign w:val="center"/>
+          </w:tcPr>
+          <w:p>
+            <w:pPr>
+              <w:spacing w:after="0"/>
+              <w:jc w:val="center"/>
+            </w:pPr>
+            <w:r>
+              <w:drawing>
+                <wp:inline distT="0" distB="0" distL="0" distR="0">
+                  <wp:extent cx="1047750" cy="790575"/>
+                  <wp:effectExtent t="0" r="0" b="0" l="0"/>
+                  <wp:docPr id="1" name="" descr="" title=""/>
+                  <wp:cNvGraphicFramePr>
+                    <a:graphicFrameLocks xmlns:a="http://schemas.openxmlformats.org/drawingml/2006/main" noChangeAspect="1"/>
+                  </wp:cNvGraphicFramePr>
+                  <a:graphic xmlns:a="http://schemas.openxmlformats.org/drawingml/2006/main">
+                    <a:graphicData uri="http://schemas.openxmlformats.org/drawingml/2006/picture">
+                      <pic:pic xmlns:pic="http://schemas.openxmlformats.org/drawingml/2006/picture">
+                        <pic:nvPicPr>
+                          <pic:cNvPr id="0" name="" descr=""/>
+                          <pic:cNvPicPr>
+                            <a:picLocks noChangeAspect="1" noChangeArrowheads="1"/>
+                          </pic:cNvPicPr>
+                        </pic:nvPicPr>
+                        <pic:blipFill>
+                          <a:blip r:embed="rId11" cstate="none"/>
+                          <a:srcRect/>
+                          <a:stretch>
+                            <a:fillRect/>
+                          </a:stretch>
+                        </pic:blipFill>
+                        <pic:spPr bwMode="auto">
+                          <a:xfrm>
+                            <a:off x="0" y="0"/>
+                            <a:ext cx="1047750" cy="790575"/>
+                          </a:xfrm>
+                          <a:prstGeom prst="rect">
+                            <a:avLst/>
+                          </a:prstGeom>
+                        </pic:spPr>
+                      </pic:pic>
+                    </a:graphicData>
+                  </a:graphic>
+                </wp:inline>
+              </w:drawing>
+            </w:r>
+          </w:p>
+        </w:tc>
+        <w:tc>
+          <w:tcPr>
+            <w:tcW w:type="dxa" w:w="7560"/>
+            <w:tcMar>
+              <w:top w:type="dxa" w:w="100"/>
+              <w:left w:type="dxa" w:w="40"/>
+              <w:bottom w:type="dxa" w:w="100"/>
+              <w:right w:type="dxa" w:w="40"/>
+            </w:tcMar>
+            <w:vAlign w:val="center"/>
+          </w:tcPr>
+          <w:p>
+            <w:pPr>
+              <w:spacing w:after="50"/>
+            </w:pPr>
+            <w:r>
+              <w:rPr>
+                <w:b/>
+                <w:bCs/>
+                <w:color w:val="12355B"/>
+                <w:sz w:val="24"/>
+                <w:szCs w:val="24"/>
+              </w:rPr>
+              <w:t xml:space="preserve">strategy</w:t>
+            </w:r>
+            <w:r>
+              <w:rPr>
+                <w:i/>
+                <w:iCs/>
+                <w:color w:val="5F6F80"/>
+                <w:sz w:val="19"/>
+                <w:szCs w:val="19"/>
+              </w:rPr>
+              <w:t xml:space="preserve">   estrategia</w:t>
+            </w:r>
+          </w:p>
+          <w:p>
+            <w:pPr>
+              <w:spacing w:after="40"/>
+            </w:pPr>
+            <w:r>
+              <w:rPr>
+                <w:sz w:val="21"/>
+                <w:szCs w:val="21"/>
+              </w:rPr>
+              <w:t xml:space="preserve">A plan of attack for a problem — and something you can switch when you get stuck.</w:t>
+            </w:r>
+          </w:p>
+          <w:p>
+            <w:pPr>
+              <w:spacing w:after="0"/>
+            </w:pPr>
+            <w:r>
+              <w:rPr>
+                <w:b/>
+                <w:bCs/>
+                <w:color w:val="1FA6A2"/>
+                <w:sz w:val="18"/>
+                <w:szCs w:val="18"/>
+              </w:rPr>
+              <w:t xml:space="preserve">Example:  </w:t>
+            </w:r>
+            <w:r>
+              <w:rPr>
+                <w:i/>
+                <w:iCs/>
+                <w:color w:val="5F6F80"/>
+                <w:sz w:val="18"/>
+                <w:szCs w:val="18"/>
+              </w:rPr>
+              <w:t xml:space="preserve">“I will draw a tape diagram first, then divide” — chosen before computing.</w:t>
+            </w:r>
+          </w:p>
+        </w:tc>
+      </w:tr>
+    </w:tbl>
+    <w:tbl>
+      <w:tblPr>
+        <w:tblW w:type="pct" w:w="100%"/>
+        <w:tblBorders>
+          <w:top w:val="none" w:color="FFFFFF" w:sz="0"/>
+          <w:left w:val="none" w:color="FFFFFF" w:sz="0"/>
+          <w:bottom w:val="single" w:color="C7D2DD" w:sz="4"/>
+          <w:right w:val="none" w:color="FFFFFF" w:sz="0"/>
+          <w:insideH w:val="none" w:color="FFFFFF" w:sz="0"/>
+          <w:insideV w:val="none" w:color="FFFFFF" w:sz="0"/>
+        </w:tblBorders>
+      </w:tblPr>
+      <w:tblGrid>
+        <w:gridCol w:w="1800"/>
+        <w:gridCol w:w="7560"/>
+      </w:tblGrid>
+      <w:tr>
+        <w:trPr>
+          <w:cantSplit/>
+        </w:trPr>
+        <w:tc>
+          <w:tcPr>
+            <w:tcW w:type="dxa" w:w="1800"/>
+            <w:tcMar>
+              <w:top w:type="dxa" w:w="100"/>
+              <w:left w:type="dxa" w:w="40"/>
+              <w:bottom w:type="dxa" w:w="100"/>
+              <w:right w:type="dxa" w:w="120"/>
+            </w:tcMar>
+            <w:vAlign w:val="center"/>
+          </w:tcPr>
+          <w:p>
+            <w:pPr>
+              <w:spacing w:after="0"/>
+              <w:jc w:val="center"/>
+            </w:pPr>
+            <w:r>
+              <w:drawing>
+                <wp:inline distT="0" distB="0" distL="0" distR="0">
+                  <wp:extent cx="1047750" cy="790575"/>
+                  <wp:effectExtent t="0" r="0" b="0" l="0"/>
+                  <wp:docPr id="1" name="" descr="" title=""/>
+                  <wp:cNvGraphicFramePr>
+                    <a:graphicFrameLocks xmlns:a="http://schemas.openxmlformats.org/drawingml/2006/main" noChangeAspect="1"/>
+                  </wp:cNvGraphicFramePr>
+                  <a:graphic xmlns:a="http://schemas.openxmlformats.org/drawingml/2006/main">
+                    <a:graphicData uri="http://schemas.openxmlformats.org/drawingml/2006/picture">
+                      <pic:pic xmlns:pic="http://schemas.openxmlformats.org/drawingml/2006/picture">
+                        <pic:nvPicPr>
+                          <pic:cNvPr id="0" name="" descr=""/>
+                          <pic:cNvPicPr>
+                            <a:picLocks noChangeAspect="1" noChangeArrowheads="1"/>
+                          </pic:cNvPicPr>
+                        </pic:nvPicPr>
+                        <pic:blipFill>
+                          <a:blip r:embed="rId12" cstate="none"/>
+                          <a:srcRect/>
+                          <a:stretch>
+                            <a:fillRect/>
+                          </a:stretch>
+                        </pic:blipFill>
+                        <pic:spPr bwMode="auto">
+                          <a:xfrm>
+                            <a:off x="0" y="0"/>
+                            <a:ext cx="1047750" cy="790575"/>
+                          </a:xfrm>
+                          <a:prstGeom prst="rect">
+                            <a:avLst/>
+                          </a:prstGeom>
+                        </pic:spPr>
+                      </pic:pic>
+                    </a:graphicData>
+                  </a:graphic>
+                </wp:inline>
+              </w:drawing>
+            </w:r>
+          </w:p>
+        </w:tc>
+        <w:tc>
+          <w:tcPr>
+            <w:tcW w:type="dxa" w:w="7560"/>
+            <w:tcMar>
+              <w:top w:type="dxa" w:w="100"/>
+              <w:left w:type="dxa" w:w="40"/>
+              <w:bottom w:type="dxa" w:w="100"/>
+              <w:right w:type="dxa" w:w="40"/>
+            </w:tcMar>
+            <w:vAlign w:val="center"/>
+          </w:tcPr>
+          <w:p>
+            <w:pPr>
+              <w:spacing w:after="50"/>
+            </w:pPr>
+            <w:r>
+              <w:rPr>
+                <w:b/>
+                <w:bCs/>
+                <w:color w:val="12355B"/>
+                <w:sz w:val="24"/>
+                <w:szCs w:val="24"/>
+              </w:rPr>
+              <w:t xml:space="preserve">critique</w:t>
+            </w:r>
+            <w:r>
+              <w:rPr>
+                <w:i/>
+                <w:iCs/>
+                <w:color w:val="5F6F80"/>
+                <w:sz w:val="19"/>
+                <w:szCs w:val="19"/>
+              </w:rPr>
+              <w:t xml:space="preserve">   criticar constructivamente</w:t>
+            </w:r>
+          </w:p>
+          <w:p>
+            <w:pPr>
+              <w:spacing w:after="40"/>
+            </w:pPr>
+            <w:r>
+              <w:rPr>
+                <w:sz w:val="21"/>
+                <w:szCs w:val="21"/>
+              </w:rPr>
+              <w:t xml:space="preserve">To examine an idea and say what is convincing or not — about the idea, never about the person.</w:t>
+            </w:r>
+          </w:p>
+          <w:p>
+            <w:pPr>
+              <w:spacing w:after="0"/>
+            </w:pPr>
+            <w:r>
+              <w:rPr>
+                <w:b/>
+                <w:bCs/>
+                <w:color w:val="1FA6A2"/>
+                <w:sz w:val="18"/>
+                <w:szCs w:val="18"/>
+              </w:rPr>
+              <w:t xml:space="preserve">Example:  </w:t>
+            </w:r>
+            <w:r>
+              <w:rPr>
+                <w:i/>
+                <w:iCs/>
+                <w:color w:val="5F6F80"/>
+                <w:sz w:val="18"/>
+                <w:szCs w:val="18"/>
+              </w:rPr>
+              <w:t xml:space="preserve">“That step assumes the boxes are full — how do we know?”</w:t>
+            </w:r>
+          </w:p>
+        </w:tc>
+      </w:tr>
+    </w:tbl>
+    <w:tbl>
+      <w:tblPr>
+        <w:tblW w:type="pct" w:w="100%"/>
+        <w:tblBorders>
+          <w:top w:val="none" w:color="FFFFFF" w:sz="0"/>
+          <w:left w:val="none" w:color="FFFFFF" w:sz="0"/>
+          <w:bottom w:val="single" w:color="C7D2DD" w:sz="4"/>
+          <w:right w:val="none" w:color="FFFFFF" w:sz="0"/>
+          <w:insideH w:val="none" w:color="FFFFFF" w:sz="0"/>
+          <w:insideV w:val="none" w:color="FFFFFF" w:sz="0"/>
+        </w:tblBorders>
+      </w:tblPr>
+      <w:tblGrid>
+        <w:gridCol w:w="1800"/>
+        <w:gridCol w:w="7560"/>
+      </w:tblGrid>
+      <w:tr>
+        <w:trPr>
+          <w:cantSplit/>
+        </w:trPr>
+        <w:tc>
+          <w:tcPr>
+            <w:tcW w:type="dxa" w:w="1800"/>
+            <w:tcMar>
+              <w:top w:type="dxa" w:w="100"/>
+              <w:left w:type="dxa" w:w="40"/>
+              <w:bottom w:type="dxa" w:w="100"/>
+              <w:right w:type="dxa" w:w="120"/>
+            </w:tcMar>
+            <w:vAlign w:val="center"/>
+          </w:tcPr>
+          <w:p>
+            <w:pPr>
+              <w:spacing w:after="0"/>
+              <w:jc w:val="center"/>
+            </w:pPr>
+            <w:r>
+              <w:drawing>
+                <wp:inline distT="0" distB="0" distL="0" distR="0">
+                  <wp:extent cx="1047750" cy="790575"/>
+                  <wp:effectExtent t="0" r="0" b="0" l="0"/>
+                  <wp:docPr id="1" name="" descr="" title=""/>
+                  <wp:cNvGraphicFramePr>
+                    <a:graphicFrameLocks xmlns:a="http://schemas.openxmlformats.org/drawingml/2006/main" noChangeAspect="1"/>
+                  </wp:cNvGraphicFramePr>
+                  <a:graphic xmlns:a="http://schemas.openxmlformats.org/drawingml/2006/main">
+                    <a:graphicData uri="http://schemas.openxmlformats.org/drawingml/2006/picture">
+                      <pic:pic xmlns:pic="http://schemas.openxmlformats.org/drawingml/2006/picture">
+                        <pic:nvPicPr>
+                          <pic:cNvPr id="0" name="" descr=""/>
+                          <pic:cNvPicPr>
+                            <a:picLocks noChangeAspect="1" noChangeArrowheads="1"/>
+                          </pic:cNvPicPr>
+                        </pic:nvPicPr>
+                        <pic:blipFill>
+                          <a:blip r:embed="rId13" cstate="none"/>
+                          <a:srcRect/>
+                          <a:stretch>
+                            <a:fillRect/>
+                          </a:stretch>
+                        </pic:blipFill>
+                        <pic:spPr bwMode="auto">
+                          <a:xfrm>
+                            <a:off x="0" y="0"/>
+                            <a:ext cx="1047750" cy="790575"/>
+                          </a:xfrm>
+                          <a:prstGeom prst="rect">
+                            <a:avLst/>
+                          </a:prstGeom>
+                        </pic:spPr>
+                      </pic:pic>
+                    </a:graphicData>
+                  </a:graphic>
+                </wp:inline>
+              </w:drawing>
+            </w:r>
+          </w:p>
+        </w:tc>
+        <w:tc>
+          <w:tcPr>
+            <w:tcW w:type="dxa" w:w="7560"/>
+            <w:tcMar>
+              <w:top w:type="dxa" w:w="100"/>
+              <w:left w:type="dxa" w:w="40"/>
+              <w:bottom w:type="dxa" w:w="100"/>
+              <w:right w:type="dxa" w:w="40"/>
+            </w:tcMar>
+            <w:vAlign w:val="center"/>
+          </w:tcPr>
+          <w:p>
+            <w:pPr>
+              <w:spacing w:after="50"/>
+            </w:pPr>
+            <w:r>
+              <w:rPr>
+                <w:b/>
+                <w:bCs/>
+                <w:color w:val="12355B"/>
+                <w:sz w:val="24"/>
+                <w:szCs w:val="24"/>
+              </w:rPr>
               <w:t xml:space="preserve">community agreement</w:t>
             </w:r>
             <w:r>
@@ -882,7 +982,7 @@
           </w:p>
           <w:p>
             <w:pPr>
-              <w:spacing w:after="0"/>
+              <w:spacing w:after="40"/>
             </w:pPr>
             <w:r>
               <w:rPr>
@@ -890,6 +990,31 @@
                 <w:szCs w:val="21"/>
               </w:rPr>
               <w:t xml:space="preserve">A rule the whole class agrees to so that everyone can learn together.</w:t>
+            </w:r>
+          </w:p>
+          <w:p>
+            <w:pPr>
+              <w:spacing w:after="0"/>
+            </w:pPr>
+            <w:r>
+              <w:rPr>
+                <w:b/>
+                <w:bCs/>
+                <w:color w:val="1FA6A2"/>
+                <w:sz w:val="18"/>
+                <w:szCs w:val="18"/>
+              </w:rPr>
+              <w:t xml:space="preserve">Example:  </w:t>
+            </w:r>
+            <w:r>
+              <w:rPr>
+                <w:i/>
+                <w:iCs/>
+                <w:color w:val="5F6F80"/>
+                <w:sz w:val="18"/>
+                <w:szCs w:val="18"/>
+              </w:rPr>
+              <w:t xml:space="preserve">“We take turns sharing, and we critique ideas, not people.”</w:t>
             </w:r>
           </w:p>
         </w:tc>
@@ -1014,7 +1139,7 @@
           <w:sz w:val="22"/>
           <w:szCs w:val="22"/>
         </w:rPr>
-        <w:t xml:space="preserve">__________  —  To figure out what a problem is asking — what you know, and what you don't know yet.</w:t>
+        <w:t xml:space="preserve">To work out what a problem asks — what you know and don't — is to ___ ___ ___ ___ ___.</w:t>
       </w:r>
     </w:p>
     <w:p>
@@ -1036,7 +1161,7 @@
           <w:sz w:val="22"/>
           <w:szCs w:val="22"/>
         </w:rPr>
-        <w:t xml:space="preserve">__________  —  A way of showing a problem — a drawing, table, equation, or model — that helps you see it.</w:t>
+        <w:t xml:space="preserve">A drawing, table, or equation that shows the math in a situation is a ___.</w:t>
       </w:r>
     </w:p>
     <w:p>
@@ -1058,7 +1183,7 @@
           <w:sz w:val="22"/>
           <w:szCs w:val="22"/>
         </w:rPr>
-        <w:t xml:space="preserve">__________  —  A plan of attack for a problem — and something you can switch when you get stuck.</w:t>
+        <w:t xml:space="preserve">The plan you choose before you start computing is your ___.</w:t>
       </w:r>
     </w:p>
     <w:p>
@@ -1080,7 +1205,7 @@
           <w:sz w:val="22"/>
           <w:szCs w:val="22"/>
         </w:rPr>
-        <w:t xml:space="preserve">__________  —  To examine an idea and say what is convincing or not — about the idea, never about the person.</w:t>
+        <w:t xml:space="preserve">To examine an idea and say what is or is not convincing is to ___ it.</w:t>
       </w:r>
     </w:p>
     <w:p>
@@ -1102,7 +1227,7 @@
           <w:sz w:val="22"/>
           <w:szCs w:val="22"/>
         </w:rPr>
-        <w:t xml:space="preserve">__________  —  A rule the whole class agrees to so that everyone can learn together.</w:t>
+        <w:t xml:space="preserve">A rule the whole class agrees to so everyone can learn is a ___ ___.</w:t>
       </w:r>
     </w:p>
     <w:p>

--- a/lessons/1-6/downloads/1-6-notes-teacher.docx
+++ b/lessons/1-6/downloads/1-6-notes-teacher.docx
@@ -219,10 +219,12 @@
     <w:p>
       <w:pPr>
         <w:pStyle w:val="Heading1"/>
+        <w:keepNext/>
+        <w:keepLines/>
         <w:pBdr>
           <w:bottom w:val="single" w:color="1FA6A2" w:sz="14" w:space="6"/>
         </w:pBdr>
-        <w:spacing w:after="140" w:before="260"/>
+        <w:spacing w:after="140" w:before="300"/>
       </w:pPr>
       <w:r>
         <w:rPr>
@@ -1023,10 +1025,12 @@
     <w:p>
       <w:pPr>
         <w:pStyle w:val="Heading1"/>
+        <w:keepNext/>
+        <w:keepLines/>
         <w:pBdr>
           <w:bottom w:val="single" w:color="1FA6A2" w:sz="14" w:space="6"/>
         </w:pBdr>
-        <w:spacing w:after="140" w:before="260"/>
+        <w:spacing w:after="140" w:before="300"/>
       </w:pPr>
       <w:r>
         <w:rPr>
@@ -1122,7 +1126,8 @@
     </w:p>
     <w:p>
       <w:pPr>
-        <w:spacing w:after="120" w:before="80"/>
+        <w:keepLines/>
+        <w:spacing w:after="260" w:before="200"/>
       </w:pPr>
       <w:r>
         <w:rPr>
@@ -1139,105 +1144,250 @@
           <w:sz w:val="22"/>
           <w:szCs w:val="22"/>
         </w:rPr>
-        <w:t xml:space="preserve">To work out what a problem asks — what you know and don't — is to ___ ___ ___ ___ ___.</w:t>
-      </w:r>
-    </w:p>
-    <w:p>
-      <w:pPr>
-        <w:spacing w:after="120" w:before="80"/>
-      </w:pPr>
-      <w:r>
-        <w:rPr>
-          <w:b/>
-          <w:bCs/>
-          <w:color w:val="12355B"/>
+        <w:t xml:space="preserve">To work out what a problem asks — what you know and don't — is to </w:t>
+      </w:r>
+      <w:r>
+        <w:rPr>
           <w:sz w:val="22"/>
           <w:szCs w:val="22"/>
         </w:rPr>
-        <w:t xml:space="preserve">2.  </w:t>
+        <w:t xml:space="preserve">________________</w:t>
       </w:r>
       <w:r>
         <w:rPr>
           <w:sz w:val="22"/>
           <w:szCs w:val="22"/>
         </w:rPr>
-        <w:t xml:space="preserve">A drawing, table, or equation that shows the math in a situation is a ___.</w:t>
-      </w:r>
-    </w:p>
-    <w:p>
-      <w:pPr>
-        <w:spacing w:after="120" w:before="80"/>
-      </w:pPr>
-      <w:r>
-        <w:rPr>
-          <w:b/>
-          <w:bCs/>
-          <w:color w:val="12355B"/>
+        <w:t xml:space="preserve"> </w:t>
+      </w:r>
+      <w:r>
+        <w:rPr>
           <w:sz w:val="22"/>
           <w:szCs w:val="22"/>
         </w:rPr>
-        <w:t xml:space="preserve">3.  </w:t>
+        <w:t xml:space="preserve">________________</w:t>
       </w:r>
       <w:r>
         <w:rPr>
           <w:sz w:val="22"/>
           <w:szCs w:val="22"/>
         </w:rPr>
-        <w:t xml:space="preserve">The plan you choose before you start computing is your ___.</w:t>
-      </w:r>
-    </w:p>
-    <w:p>
-      <w:pPr>
-        <w:spacing w:after="120" w:before="80"/>
-      </w:pPr>
-      <w:r>
-        <w:rPr>
-          <w:b/>
-          <w:bCs/>
-          <w:color w:val="12355B"/>
+        <w:t xml:space="preserve"> </w:t>
+      </w:r>
+      <w:r>
+        <w:rPr>
           <w:sz w:val="22"/>
           <w:szCs w:val="22"/>
         </w:rPr>
-        <w:t xml:space="preserve">4.  </w:t>
+        <w:t xml:space="preserve">________________</w:t>
       </w:r>
       <w:r>
         <w:rPr>
           <w:sz w:val="22"/>
           <w:szCs w:val="22"/>
         </w:rPr>
-        <w:t xml:space="preserve">To examine an idea and say what is or is not convincing is to ___ it.</w:t>
-      </w:r>
-    </w:p>
-    <w:p>
-      <w:pPr>
-        <w:spacing w:after="120" w:before="80"/>
-      </w:pPr>
-      <w:r>
-        <w:rPr>
-          <w:b/>
-          <w:bCs/>
-          <w:color w:val="12355B"/>
+        <w:t xml:space="preserve"> </w:t>
+      </w:r>
+      <w:r>
+        <w:rPr>
           <w:sz w:val="22"/>
           <w:szCs w:val="22"/>
         </w:rPr>
-        <w:t xml:space="preserve">5.  </w:t>
+        <w:t xml:space="preserve">________________</w:t>
       </w:r>
       <w:r>
         <w:rPr>
           <w:sz w:val="22"/>
           <w:szCs w:val="22"/>
         </w:rPr>
-        <w:t xml:space="preserve">A rule the whole class agrees to so everyone can learn is a ___ ___.</w:t>
+        <w:t xml:space="preserve"> </w:t>
+      </w:r>
+      <w:r>
+        <w:rPr>
+          <w:sz w:val="22"/>
+          <w:szCs w:val="22"/>
+        </w:rPr>
+        <w:t xml:space="preserve">________________</w:t>
+      </w:r>
+      <w:r>
+        <w:rPr>
+          <w:sz w:val="22"/>
+          <w:szCs w:val="22"/>
+        </w:rPr>
+        <w:t xml:space="preserve">.</w:t>
+      </w:r>
+    </w:p>
+    <w:p>
+      <w:pPr>
+        <w:keepLines/>
+        <w:spacing w:after="260" w:before="200"/>
+      </w:pPr>
+      <w:r>
+        <w:rPr>
+          <w:b/>
+          <w:bCs/>
+          <w:color w:val="12355B"/>
+          <w:sz w:val="22"/>
+          <w:szCs w:val="22"/>
+        </w:rPr>
+        <w:t xml:space="preserve">2.  </w:t>
+      </w:r>
+      <w:r>
+        <w:rPr>
+          <w:sz w:val="22"/>
+          <w:szCs w:val="22"/>
+        </w:rPr>
+        <w:t xml:space="preserve">A drawing, table, or equation that shows the math in a situation is a </w:t>
+      </w:r>
+      <w:r>
+        <w:rPr>
+          <w:sz w:val="22"/>
+          <w:szCs w:val="22"/>
+        </w:rPr>
+        <w:t xml:space="preserve">________________</w:t>
+      </w:r>
+      <w:r>
+        <w:rPr>
+          <w:sz w:val="22"/>
+          <w:szCs w:val="22"/>
+        </w:rPr>
+        <w:t xml:space="preserve">.</w:t>
+      </w:r>
+    </w:p>
+    <w:p>
+      <w:pPr>
+        <w:keepLines/>
+        <w:spacing w:after="260" w:before="200"/>
+      </w:pPr>
+      <w:r>
+        <w:rPr>
+          <w:b/>
+          <w:bCs/>
+          <w:color w:val="12355B"/>
+          <w:sz w:val="22"/>
+          <w:szCs w:val="22"/>
+        </w:rPr>
+        <w:t xml:space="preserve">3.  </w:t>
+      </w:r>
+      <w:r>
+        <w:rPr>
+          <w:sz w:val="22"/>
+          <w:szCs w:val="22"/>
+        </w:rPr>
+        <w:t xml:space="preserve">The plan you choose before you start computing is your </w:t>
+      </w:r>
+      <w:r>
+        <w:rPr>
+          <w:sz w:val="22"/>
+          <w:szCs w:val="22"/>
+        </w:rPr>
+        <w:t xml:space="preserve">________________</w:t>
+      </w:r>
+      <w:r>
+        <w:rPr>
+          <w:sz w:val="22"/>
+          <w:szCs w:val="22"/>
+        </w:rPr>
+        <w:t xml:space="preserve">.</w:t>
+      </w:r>
+    </w:p>
+    <w:p>
+      <w:pPr>
+        <w:keepLines/>
+        <w:spacing w:after="260" w:before="200"/>
+      </w:pPr>
+      <w:r>
+        <w:rPr>
+          <w:b/>
+          <w:bCs/>
+          <w:color w:val="12355B"/>
+          <w:sz w:val="22"/>
+          <w:szCs w:val="22"/>
+        </w:rPr>
+        <w:t xml:space="preserve">4.  </w:t>
+      </w:r>
+      <w:r>
+        <w:rPr>
+          <w:sz w:val="22"/>
+          <w:szCs w:val="22"/>
+        </w:rPr>
+        <w:t xml:space="preserve">To examine an idea and say what is or is not convincing is to </w:t>
+      </w:r>
+      <w:r>
+        <w:rPr>
+          <w:sz w:val="22"/>
+          <w:szCs w:val="22"/>
+        </w:rPr>
+        <w:t xml:space="preserve">________________</w:t>
+      </w:r>
+      <w:r>
+        <w:rPr>
+          <w:sz w:val="22"/>
+          <w:szCs w:val="22"/>
+        </w:rPr>
+        <w:t xml:space="preserve"> it.</w:t>
+      </w:r>
+    </w:p>
+    <w:p>
+      <w:pPr>
+        <w:keepLines/>
+        <w:spacing w:after="260" w:before="200"/>
+      </w:pPr>
+      <w:r>
+        <w:rPr>
+          <w:b/>
+          <w:bCs/>
+          <w:color w:val="12355B"/>
+          <w:sz w:val="22"/>
+          <w:szCs w:val="22"/>
+        </w:rPr>
+        <w:t xml:space="preserve">5.  </w:t>
+      </w:r>
+      <w:r>
+        <w:rPr>
+          <w:sz w:val="22"/>
+          <w:szCs w:val="22"/>
+        </w:rPr>
+        <w:t xml:space="preserve">A rule the whole class agrees to so everyone can learn is a </w:t>
+      </w:r>
+      <w:r>
+        <w:rPr>
+          <w:sz w:val="22"/>
+          <w:szCs w:val="22"/>
+        </w:rPr>
+        <w:t xml:space="preserve">________________</w:t>
+      </w:r>
+      <w:r>
+        <w:rPr>
+          <w:sz w:val="22"/>
+          <w:szCs w:val="22"/>
+        </w:rPr>
+        <w:t xml:space="preserve"> </w:t>
+      </w:r>
+      <w:r>
+        <w:rPr>
+          <w:sz w:val="22"/>
+          <w:szCs w:val="22"/>
+        </w:rPr>
+        <w:t xml:space="preserve">________________</w:t>
+      </w:r>
+      <w:r>
+        <w:rPr>
+          <w:sz w:val="22"/>
+          <w:szCs w:val="22"/>
+        </w:rPr>
+        <w:t xml:space="preserve">.</w:t>
       </w:r>
     </w:p>
     <w:p>
       <w:pPr>
         <w:pStyle w:val="Heading1"/>
-        <w:pageBreakBefore/>
+        <w:keepNext/>
+        <w:keepLines/>
         <w:pBdr>
           <w:bottom w:val="single" w:color="1FA6A2" w:sz="14" w:space="6"/>
         </w:pBdr>
-        <w:spacing w:after="140" w:before="0"/>
+        <w:spacing w:after="140" w:before="300"/>
       </w:pPr>
       <w:r>
         <w:rPr>
@@ -2518,11 +2668,12 @@
     <w:p>
       <w:pPr>
         <w:pStyle w:val="Heading1"/>
-        <w:pageBreakBefore/>
+        <w:keepNext/>
+        <w:keepLines/>
         <w:pBdr>
           <w:bottom w:val="single" w:color="1FA6A2" w:sz="14" w:space="6"/>
         </w:pBdr>
-        <w:spacing w:after="140" w:before="0"/>
+        <w:spacing w:after="140" w:before="300"/>
       </w:pPr>
       <w:r>
         <w:rPr>
@@ -2775,11 +2926,12 @@
     <w:p>
       <w:pPr>
         <w:pStyle w:val="Heading1"/>
-        <w:pageBreakBefore/>
+        <w:keepNext/>
+        <w:keepLines/>
         <w:pBdr>
           <w:bottom w:val="single" w:color="1FA6A2" w:sz="14" w:space="6"/>
         </w:pBdr>
-        <w:spacing w:after="140" w:before="0"/>
+        <w:spacing w:after="140" w:before="300"/>
       </w:pPr>
       <w:r>
         <w:rPr>
@@ -3500,11 +3652,12 @@
     <w:p>
       <w:pPr>
         <w:pStyle w:val="Heading1"/>
-        <w:pageBreakBefore/>
+        <w:keepNext/>
+        <w:keepLines/>
         <w:pBdr>
           <w:bottom w:val="single" w:color="1FA6A2" w:sz="14" w:space="6"/>
         </w:pBdr>
-        <w:spacing w:after="140" w:before="0"/>
+        <w:spacing w:after="140" w:before="300"/>
       </w:pPr>
       <w:r>
         <w:rPr>
@@ -4305,11 +4458,12 @@
     <w:p>
       <w:pPr>
         <w:pStyle w:val="Heading1"/>
-        <w:pageBreakBefore/>
+        <w:keepNext/>
+        <w:keepLines/>
         <w:pBdr>
           <w:bottom w:val="single" w:color="1FA6A2" w:sz="14" w:space="6"/>
         </w:pBdr>
-        <w:spacing w:after="140" w:before="0"/>
+        <w:spacing w:after="140" w:before="300"/>
       </w:pPr>
       <w:r>
         <w:rPr>
@@ -4422,6 +4576,8 @@
     <w:p>
       <w:pPr>
         <w:pStyle w:val="Heading1"/>
+        <w:keepNext/>
+        <w:keepLines/>
         <w:pageBreakBefore/>
         <w:pBdr>
           <w:bottom w:val="single" w:color="1FA6A2" w:sz="14" w:space="6"/>

--- a/lessons/1-6/downloads/1-6-notes-teacher.docx
+++ b/lessons/1-6/downloads/1-6-notes-teacher.docx
@@ -1400,47 +1400,6 @@
         <w:t xml:space="preserve">Write About the Math</w:t>
       </w:r>
     </w:p>
-    <w:p>
-      <w:pPr>
-        <w:spacing w:after="100"/>
-      </w:pPr>
-      <w:r>
-        <w:rPr>
-          <w:i/>
-          <w:iCs/>
-          <w:color w:val="5F6F80"/>
-          <w:sz w:val="19"/>
-          <w:szCs w:val="19"/>
-        </w:rPr>
-        <w:t xml:space="preserve">Use the support level you need. Every level answers the same math question.</w:t>
-      </w:r>
-    </w:p>
-    <w:p>
-      <w:pPr>
-        <w:pStyle w:val="Heading2"/>
-        <w:spacing w:after="80" w:before="180"/>
-      </w:pPr>
-      <w:r>
-        <w:rPr>
-          <w:b/>
-          <w:bCs/>
-          <w:color w:val="12355B"/>
-          <w:sz w:val="24"/>
-          <w:szCs w:val="24"/>
-        </w:rPr>
-        <w:t xml:space="preserve">1. Understand the Question</w:t>
-      </w:r>
-      <w:r>
-        <w:rPr>
-          <w:i/>
-          <w:iCs/>
-          <w:color w:val="B97A12"/>
-          <w:sz w:val="19"/>
-          <w:szCs w:val="19"/>
-        </w:rPr>
-        <w:t xml:space="preserve">   explain</w:t>
-      </w:r>
-    </w:p>
     <w:tbl>
       <w:tblPr>
         <w:tblW w:type="pct" w:w="100%"/>
@@ -1479,344 +1438,6 @@
               </w:rPr>
               <w:t xml:space="preserve">What ideas do you recommend that the whole class agrees to so that math class is a community of learners?</w:t>
             </w:r>
-          </w:p>
-          <w:p>
-            <w:pPr>
-              <w:spacing w:after="0"/>
-            </w:pPr>
-            <w:r>
-              <w:rPr>
-                <w:b/>
-                <w:bCs/>
-                <w:color w:val="12355B"/>
-                <w:sz w:val="20"/>
-                <w:szCs w:val="20"/>
-              </w:rPr>
-              <w:t xml:space="preserve">Your job:  </w:t>
-            </w:r>
-            <w:r>
-              <w:rPr>
-                <w:sz w:val="20"/>
-                <w:szCs w:val="20"/>
-              </w:rPr>
-              <w:t xml:space="preserve">Answer the question. Use math evidence. Explain how the evidence proves your answer.</w:t>
-            </w:r>
-            <w:r>
-              <w:rPr>
-                <w:i/>
-                <w:iCs/>
-                <w:color w:val="5F6F80"/>
-                <w:sz w:val="18"/>
-                <w:szCs w:val="18"/>
-              </w:rPr>
-              <w:br/>
-              <w:t xml:space="preserve">Responde la pregunta. Usa evidencia matemática. Explica cómo la evidencia demuestra tu respuesta.</w:t>
-            </w:r>
-          </w:p>
-        </w:tc>
-      </w:tr>
-    </w:tbl>
-    <w:p>
-      <w:pPr>
-        <w:pStyle w:val="Heading2"/>
-        <w:spacing w:after="80" w:before="180"/>
-      </w:pPr>
-      <w:r>
-        <w:rPr>
-          <w:b/>
-          <w:bCs/>
-          <w:color w:val="12355B"/>
-          <w:sz w:val="24"/>
-          <w:szCs w:val="24"/>
-        </w:rPr>
-        <w:t xml:space="preserve">2. Plan Your Math Words</w:t>
-      </w:r>
-      <w:r>
-        <w:rPr>
-          <w:i/>
-          <w:iCs/>
-          <w:color w:val="1FA6A2"/>
-          <w:sz w:val="19"/>
-          <w:szCs w:val="19"/>
-        </w:rPr>
-        <w:t xml:space="preserve">   check at least two</w:t>
-      </w:r>
-    </w:p>
-    <w:p>
-      <w:pPr>
-        <w:spacing w:after="60"/>
-      </w:pPr>
-      <w:r>
-        <w:rPr>
-          <w:b/>
-          <w:bCs/>
-          <w:color w:val="1FA6A2"/>
-          <w:sz w:val="22"/>
-          <w:szCs w:val="22"/>
-        </w:rPr>
-        <w:t xml:space="preserve">☐  </w:t>
-      </w:r>
-      <w:r>
-        <w:rPr>
-          <w:b/>
-          <w:bCs/>
-          <w:color w:val="12355B"/>
-          <w:sz w:val="20"/>
-          <w:szCs w:val="20"/>
-        </w:rPr>
-        <w:t xml:space="preserve">make sense of a problem — </w:t>
-      </w:r>
-      <w:r>
-        <w:rPr>
-          <w:sz w:val="20"/>
-          <w:szCs w:val="20"/>
-        </w:rPr>
-        <w:t xml:space="preserve">To figure out what a problem is asking — what you know, and what you don't know yet.</w:t>
-      </w:r>
-      <w:r>
-        <w:rPr>
-          <w:i/>
-          <w:iCs/>
-          <w:color w:val="5F6F80"/>
-          <w:sz w:val="18"/>
-          <w:szCs w:val="18"/>
-        </w:rPr>
-        <w:br/>
-        <w:t xml:space="preserve">comprender un problema — Descubrir qué pide un problema: qué sabes y qué no sabes todavía.</w:t>
-      </w:r>
-    </w:p>
-    <w:p>
-      <w:pPr>
-        <w:spacing w:after="60"/>
-      </w:pPr>
-      <w:r>
-        <w:rPr>
-          <w:b/>
-          <w:bCs/>
-          <w:color w:val="1FA6A2"/>
-          <w:sz w:val="22"/>
-          <w:szCs w:val="22"/>
-        </w:rPr>
-        <w:t xml:space="preserve">☐  </w:t>
-      </w:r>
-      <w:r>
-        <w:rPr>
-          <w:b/>
-          <w:bCs/>
-          <w:color w:val="12355B"/>
-          <w:sz w:val="20"/>
-          <w:szCs w:val="20"/>
-        </w:rPr>
-        <w:t xml:space="preserve">representation — </w:t>
-      </w:r>
-      <w:r>
-        <w:rPr>
-          <w:sz w:val="20"/>
-          <w:szCs w:val="20"/>
-        </w:rPr>
-        <w:t xml:space="preserve">A way of showing a problem — a drawing, table, equation, or model — that helps you see it.</w:t>
-      </w:r>
-      <w:r>
-        <w:rPr>
-          <w:i/>
-          <w:iCs/>
-          <w:color w:val="5F6F80"/>
-          <w:sz w:val="18"/>
-          <w:szCs w:val="18"/>
-        </w:rPr>
-        <w:br/>
-        <w:t xml:space="preserve">representación — Una forma de mostrar un problema — un dibujo, una tabla, una ecuación o un modelo — que te ayuda a verlo.</w:t>
-      </w:r>
-    </w:p>
-    <w:p>
-      <w:pPr>
-        <w:spacing w:after="60"/>
-      </w:pPr>
-      <w:r>
-        <w:rPr>
-          <w:b/>
-          <w:bCs/>
-          <w:color w:val="1FA6A2"/>
-          <w:sz w:val="22"/>
-          <w:szCs w:val="22"/>
-        </w:rPr>
-        <w:t xml:space="preserve">☐  </w:t>
-      </w:r>
-      <w:r>
-        <w:rPr>
-          <w:b/>
-          <w:bCs/>
-          <w:color w:val="12355B"/>
-          <w:sz w:val="20"/>
-          <w:szCs w:val="20"/>
-        </w:rPr>
-        <w:t xml:space="preserve">strategy — </w:t>
-      </w:r>
-      <w:r>
-        <w:rPr>
-          <w:sz w:val="20"/>
-          <w:szCs w:val="20"/>
-        </w:rPr>
-        <w:t xml:space="preserve">A plan of attack for a problem — and something you can switch when you get stuck.</w:t>
-      </w:r>
-      <w:r>
-        <w:rPr>
-          <w:i/>
-          <w:iCs/>
-          <w:color w:val="5F6F80"/>
-          <w:sz w:val="18"/>
-          <w:szCs w:val="18"/>
-        </w:rPr>
-        <w:br/>
-        <w:t xml:space="preserve">estrategia — Un plan para atacar un problema — y algo que puedes cambiar cuando te atascas.</w:t>
-      </w:r>
-    </w:p>
-    <w:p>
-      <w:pPr>
-        <w:spacing w:after="60"/>
-      </w:pPr>
-      <w:r>
-        <w:rPr>
-          <w:b/>
-          <w:bCs/>
-          <w:color w:val="1FA6A2"/>
-          <w:sz w:val="22"/>
-          <w:szCs w:val="22"/>
-        </w:rPr>
-        <w:t xml:space="preserve">☐  </w:t>
-      </w:r>
-      <w:r>
-        <w:rPr>
-          <w:b/>
-          <w:bCs/>
-          <w:color w:val="12355B"/>
-          <w:sz w:val="20"/>
-          <w:szCs w:val="20"/>
-        </w:rPr>
-        <w:t xml:space="preserve">critique — </w:t>
-      </w:r>
-      <w:r>
-        <w:rPr>
-          <w:sz w:val="20"/>
-          <w:szCs w:val="20"/>
-        </w:rPr>
-        <w:t xml:space="preserve">To examine an idea and say what is convincing or not — about the idea, never about the person.</w:t>
-      </w:r>
-      <w:r>
-        <w:rPr>
-          <w:i/>
-          <w:iCs/>
-          <w:color w:val="5F6F80"/>
-          <w:sz w:val="18"/>
-          <w:szCs w:val="18"/>
-        </w:rPr>
-        <w:br/>
-        <w:t xml:space="preserve">criticar constructivamente — Examinar una idea y decir qué es convincente o no — sobre la idea, nunca sobre la persona.</w:t>
-      </w:r>
-    </w:p>
-    <w:p>
-      <w:pPr>
-        <w:spacing w:after="60"/>
-      </w:pPr>
-      <w:r>
-        <w:rPr>
-          <w:b/>
-          <w:bCs/>
-          <w:color w:val="1FA6A2"/>
-          <w:sz w:val="22"/>
-          <w:szCs w:val="22"/>
-        </w:rPr>
-        <w:t xml:space="preserve">☐  </w:t>
-      </w:r>
-      <w:r>
-        <w:rPr>
-          <w:b/>
-          <w:bCs/>
-          <w:color w:val="12355B"/>
-          <w:sz w:val="20"/>
-          <w:szCs w:val="20"/>
-        </w:rPr>
-        <w:t xml:space="preserve">community agreement — </w:t>
-      </w:r>
-      <w:r>
-        <w:rPr>
-          <w:sz w:val="20"/>
-          <w:szCs w:val="20"/>
-        </w:rPr>
-        <w:t xml:space="preserve">A rule the whole class agrees to so that everyone can learn together.</w:t>
-      </w:r>
-      <w:r>
-        <w:rPr>
-          <w:i/>
-          <w:iCs/>
-          <w:color w:val="5F6F80"/>
-          <w:sz w:val="18"/>
-          <w:szCs w:val="18"/>
-        </w:rPr>
-        <w:br/>
-        <w:t xml:space="preserve">acuerdo comunitario — Una norma que toda la clase acepta para que todos puedan aprender juntos.</w:t>
-      </w:r>
-    </w:p>
-    <w:tbl>
-      <w:tblPr>
-        <w:tblW w:type="pct" w:w="100%"/>
-        <w:tblBorders>
-          <w:top w:val="single" w:color="1FA6A2" w:sz="8"/>
-          <w:left w:val="single" w:color="1FA6A2" w:sz="8"/>
-          <w:bottom w:val="single" w:color="1FA6A2" w:sz="8"/>
-          <w:right w:val="single" w:color="1FA6A2" w:sz="8"/>
-          <w:insideH w:val="single" w:color="auto" w:sz="4"/>
-          <w:insideV w:val="single" w:color="auto" w:sz="4"/>
-        </w:tblBorders>
-      </w:tblPr>
-      <w:tblGrid>
-        <w:gridCol w:w="100"/>
-      </w:tblGrid>
-      <w:tr>
-        <w:tc>
-          <w:tcPr>
-            <w:shd w:fill="F7FFFD" w:color="auto" w:val="clear"/>
-            <w:tcMar>
-              <w:top w:type="dxa" w:w="120"/>
-              <w:left w:type="dxa" w:w="180"/>
-              <w:bottom w:type="dxa" w:w="120"/>
-              <w:right w:type="dxa" w:w="180"/>
-            </w:tcMar>
-          </w:tcPr>
-          <w:p>
-            <w:pPr>
-              <w:spacing w:after="50"/>
-            </w:pPr>
-            <w:r>
-              <w:rPr>
-                <w:b/>
-                <w:bCs/>
-                <w:color w:val="1FA6A2"/>
-                <w:sz w:val="20"/>
-                <w:szCs w:val="20"/>
-              </w:rPr>
-              <w:t xml:space="preserve">Say it first:  </w:t>
-            </w:r>
-            <w:r>
-              <w:rPr>
-                <w:sz w:val="20"/>
-                <w:szCs w:val="20"/>
-              </w:rPr>
-              <w:t xml:space="preserve">Say your idea to a partner or quietly to yourself before you write.</w:t>
-            </w:r>
-          </w:p>
-          <w:p>
-            <w:pPr>
-              <w:spacing w:after="60"/>
-            </w:pPr>
-            <w:r>
-              <w:rPr>
-                <w:color w:val="1A2733"/>
-                <w:sz w:val="21"/>
-                <w:szCs w:val="21"/>
-              </w:rPr>
-              <w:t xml:space="preserve">Propose a class agreement for working ___, and another for working alone, based on showing ___ for classmates. State each idea as a clear class ___ that helps everyone learn.</w:t>
-            </w:r>
             <w:r>
               <w:rPr>
                 <w:i/>
@@ -1826,7 +1447,7 @@
                 <w:szCs w:val="19"/>
               </w:rPr>
               <w:br/>
-              <w:t xml:space="preserve">Di tu respuesta primero: Mi respuesta es ___ porque ___.</w:t>
+              <w:t xml:space="preserve">¿Qué ideas recomiendas que toda la clase acepte para que la clase de matemáticas sea una comunidad de aprendices?</w:t>
             </w:r>
           </w:p>
         </w:tc>
@@ -1834,28 +1455,157 @@
     </w:tbl>
     <w:p>
       <w:pPr>
-        <w:pStyle w:val="Heading2"/>
-        <w:spacing w:after="80" w:before="180"/>
-      </w:pPr>
-      <w:r>
-        <w:rPr>
-          <w:b/>
-          <w:bCs/>
-          <w:color w:val="12355B"/>
-          <w:sz w:val="24"/>
-          <w:szCs w:val="24"/>
-        </w:rPr>
-        <w:t xml:space="preserve">3. Build Your Explanation</w:t>
-      </w:r>
+        <w:spacing w:after="100"/>
+      </w:pPr>
       <w:r>
         <w:rPr>
           <w:i/>
           <w:iCs/>
-          <w:color w:val="B97A12"/>
+          <w:color w:val="5F6F80"/>
           <w:sz w:val="19"/>
           <w:szCs w:val="19"/>
         </w:rPr>
-        <w:t xml:space="preserve">   choose your support</w:t>
+        <w:t xml:space="preserve">Say your answer to a partner first. Then write it, using at least two of these words:</w:t>
+      </w:r>
+    </w:p>
+    <w:p>
+      <w:pPr>
+        <w:spacing w:after="40"/>
+      </w:pPr>
+      <w:r>
+        <w:rPr>
+          <w:b/>
+          <w:bCs/>
+          <w:color w:val="1FA6A2"/>
+          <w:sz w:val="22"/>
+          <w:szCs w:val="22"/>
+        </w:rPr>
+        <w:t xml:space="preserve">☐  </w:t>
+      </w:r>
+      <w:r>
+        <w:rPr>
+          <w:b/>
+          <w:bCs/>
+          <w:color w:val="12355B"/>
+          <w:sz w:val="20"/>
+          <w:szCs w:val="20"/>
+        </w:rPr>
+        <w:t xml:space="preserve">representation</w:t>
+      </w:r>
+      <w:r>
+        <w:rPr>
+          <w:i/>
+          <w:iCs/>
+          <w:color w:val="5F6F80"/>
+          <w:sz w:val="18"/>
+          <w:szCs w:val="18"/>
+        </w:rPr>
+        <w:t xml:space="preserve">  ·  representación</w:t>
+      </w:r>
+    </w:p>
+    <w:p>
+      <w:pPr>
+        <w:spacing w:after="40"/>
+      </w:pPr>
+      <w:r>
+        <w:rPr>
+          <w:b/>
+          <w:bCs/>
+          <w:color w:val="1FA6A2"/>
+          <w:sz w:val="22"/>
+          <w:szCs w:val="22"/>
+        </w:rPr>
+        <w:t xml:space="preserve">☐  </w:t>
+      </w:r>
+      <w:r>
+        <w:rPr>
+          <w:b/>
+          <w:bCs/>
+          <w:color w:val="12355B"/>
+          <w:sz w:val="20"/>
+          <w:szCs w:val="20"/>
+        </w:rPr>
+        <w:t xml:space="preserve">strategy</w:t>
+      </w:r>
+      <w:r>
+        <w:rPr>
+          <w:i/>
+          <w:iCs/>
+          <w:color w:val="5F6F80"/>
+          <w:sz w:val="18"/>
+          <w:szCs w:val="18"/>
+        </w:rPr>
+        <w:t xml:space="preserve">  ·  estrategia</w:t>
+      </w:r>
+    </w:p>
+    <w:p>
+      <w:pPr>
+        <w:spacing w:after="40"/>
+      </w:pPr>
+      <w:r>
+        <w:rPr>
+          <w:b/>
+          <w:bCs/>
+          <w:color w:val="1FA6A2"/>
+          <w:sz w:val="22"/>
+          <w:szCs w:val="22"/>
+        </w:rPr>
+        <w:t xml:space="preserve">☐  </w:t>
+      </w:r>
+      <w:r>
+        <w:rPr>
+          <w:b/>
+          <w:bCs/>
+          <w:color w:val="12355B"/>
+          <w:sz w:val="20"/>
+          <w:szCs w:val="20"/>
+        </w:rPr>
+        <w:t xml:space="preserve">critique</w:t>
+      </w:r>
+      <w:r>
+        <w:rPr>
+          <w:i/>
+          <w:iCs/>
+          <w:color w:val="5F6F80"/>
+          <w:sz w:val="18"/>
+          <w:szCs w:val="18"/>
+        </w:rPr>
+        <w:t xml:space="preserve">  ·  criticar constructivamente</w:t>
+      </w:r>
+    </w:p>
+    <w:p>
+      <w:pPr>
+        <w:spacing w:after="40"/>
+      </w:pPr>
+      <w:r>
+        <w:rPr>
+          <w:b/>
+          <w:bCs/>
+          <w:color w:val="1FA6A2"/>
+          <w:sz w:val="22"/>
+          <w:szCs w:val="22"/>
+        </w:rPr>
+        <w:t xml:space="preserve">☐  </w:t>
+      </w:r>
+      <w:r>
+        <w:rPr>
+          <w:b/>
+          <w:bCs/>
+          <w:color w:val="12355B"/>
+          <w:sz w:val="20"/>
+          <w:szCs w:val="20"/>
+        </w:rPr>
+        <w:t xml:space="preserve">community agreement</w:t>
+      </w:r>
+      <w:r>
+        <w:rPr>
+          <w:i/>
+          <w:iCs/>
+          <w:color w:val="5F6F80"/>
+          <w:sz w:val="18"/>
+          <w:szCs w:val="18"/>
+        </w:rPr>
+        <w:t xml:space="preserve">  ·  acuerdo comunitario</w:t>
       </w:r>
     </w:p>
     <w:tbl>
@@ -1886,21 +1636,6 @@
           </w:tcPr>
           <w:p>
             <w:pPr>
-              <w:spacing w:after="50"/>
-            </w:pPr>
-            <w:r>
-              <w:rPr>
-                <w:i/>
-                <w:iCs/>
-                <w:color w:val="5F6F80"/>
-                <w:sz w:val="19"/>
-                <w:szCs w:val="19"/>
-              </w:rPr>
-              <w:t xml:space="preserve">This model shows the parts of an explanation. It does not answer your writing question.</w:t>
-            </w:r>
-          </w:p>
-          <w:p>
-            <w:pPr>
               <w:spacing w:after="80"/>
             </w:pPr>
             <w:r>
@@ -1911,58 +1646,14 @@
                 <w:sz w:val="19"/>
                 <w:szCs w:val="19"/>
               </w:rPr>
-              <w:t xml:space="preserve">Claim:  </w:t>
+              <w:t xml:space="preserve">Model:  </w:t>
             </w:r>
             <w:r>
               <w:rPr>
                 <w:sz w:val="19"/>
                 <w:szCs w:val="19"/>
               </w:rPr>
-              <w:t xml:space="preserve">The rack with 8 bikes has 8 × 2 = 16 wheels, and the second rack has 6 times as many wheels as that.</w:t>
-            </w:r>
-          </w:p>
-          <w:p>
-            <w:pPr>
-              <w:spacing w:after="80"/>
-            </w:pPr>
-            <w:r>
-              <w:rPr>
-                <w:b/>
-                <w:bCs/>
-                <w:color w:val="12355B"/>
-                <w:sz w:val="19"/>
-                <w:szCs w:val="19"/>
-              </w:rPr>
-              <w:t xml:space="preserve">Evidence:  </w:t>
-            </w:r>
-            <w:r>
-              <w:rPr>
-                <w:sz w:val="19"/>
-                <w:szCs w:val="19"/>
-              </w:rPr>
-              <w:t xml:space="preserve">A strong answer names a specific first move (like finding 8×2=16 before tackling '6 times as many') rather than jumping to the final answer. A weak answer just states a number with no process described.</w:t>
-            </w:r>
-          </w:p>
-          <w:p>
-            <w:pPr>
-              <w:spacing w:after="80"/>
-            </w:pPr>
-            <w:r>
-              <w:rPr>
-                <w:b/>
-                <w:bCs/>
-                <w:color w:val="12355B"/>
-                <w:sz w:val="19"/>
-                <w:szCs w:val="19"/>
-              </w:rPr>
-              <w:t xml:space="preserve">Reasoning:  </w:t>
-            </w:r>
-            <w:r>
-              <w:rPr>
-                <w:sz w:val="19"/>
-                <w:szCs w:val="19"/>
-              </w:rPr>
-              <w:t xml:space="preserve">This evidence connects the definition of make sense of a problem to the mathematical claim.</w:t>
+              <w:t xml:space="preserve">The rack with 8 bikes has 8 × 2 = 16 wheels, and the second rack has 6 times as many wheels as that. — A strong answer names a specific first move (like finding 8×2=16 before tackling '6 times as many') rather than jumping to the final answer. A weak answer just states a number with no process described.</w:t>
             </w:r>
           </w:p>
         </w:tc>
@@ -2041,7 +1732,7 @@
           <w:sz w:val="21"/>
           <w:szCs w:val="21"/>
         </w:rPr>
-        <w:t xml:space="preserve">My answer is ___.</w:t>
+        <w:t xml:space="preserve">My answer is ___ because ___.</w:t>
       </w:r>
       <w:r>
         <w:rPr>
@@ -2052,7 +1743,7 @@
           <w:szCs w:val="19"/>
         </w:rPr>
         <w:br/>
-        <w:t xml:space="preserve">Mi respuesta es ___.</w:t>
+        <w:t xml:space="preserve">Mi respuesta es ___ porque ___.</w:t>
       </w:r>
     </w:p>
     <w:tbl>
@@ -2192,7 +1883,7 @@
           <w:sz w:val="21"/>
           <w:szCs w:val="21"/>
         </w:rPr>
-        <w:t xml:space="preserve">I know because ___.</w:t>
+        <w:t xml:space="preserve">My evidence is ___, so ___.</w:t>
       </w:r>
       <w:r>
         <w:rPr>
@@ -2203,31 +1894,7 @@
           <w:szCs w:val="19"/>
         </w:rPr>
         <w:br/>
-        <w:t xml:space="preserve">Lo sé porque ___.</w:t>
-      </w:r>
-    </w:p>
-    <w:p>
-      <w:pPr>
-        <w:spacing w:after="60"/>
-      </w:pPr>
-      <w:r>
-        <w:rPr>
-          <w:color w:val="1A2733"/>
-          <w:sz w:val="21"/>
-          <w:szCs w:val="21"/>
-        </w:rPr>
-        <w:t xml:space="preserve">So ___.</w:t>
-      </w:r>
-      <w:r>
-        <w:rPr>
-          <w:i/>
-          <w:iCs/>
-          <w:color w:val="5F6F80"/>
-          <w:sz w:val="19"/>
-          <w:szCs w:val="19"/>
-        </w:rPr>
-        <w:br/>
-        <w:t xml:space="preserve">Entonces ___.</w:t>
+        <w:t xml:space="preserve">Mi evidencia es ___, entonces ___.</w:t>
       </w:r>
     </w:p>
     <w:tbl>
@@ -2333,78 +2000,6 @@
         <w:t xml:space="preserve">Escribe una afirmación, da evidencia matemática y explica tu razonamiento.</w:t>
       </w:r>
     </w:p>
-    <w:p>
-      <w:pPr>
-        <w:spacing w:after="60"/>
-      </w:pPr>
-      <w:r>
-        <w:rPr>
-          <w:color w:val="1A2733"/>
-          <w:sz w:val="21"/>
-          <w:szCs w:val="21"/>
-        </w:rPr>
-        <w:t xml:space="preserve">My claim is ___.</w:t>
-      </w:r>
-      <w:r>
-        <w:rPr>
-          <w:i/>
-          <w:iCs/>
-          <w:color w:val="5F6F80"/>
-          <w:sz w:val="19"/>
-          <w:szCs w:val="19"/>
-        </w:rPr>
-        <w:br/>
-        <w:t xml:space="preserve">Mi afirmación es ___.</w:t>
-      </w:r>
-    </w:p>
-    <w:p>
-      <w:pPr>
-        <w:spacing w:after="60"/>
-      </w:pPr>
-      <w:r>
-        <w:rPr>
-          <w:color w:val="1A2733"/>
-          <w:sz w:val="21"/>
-          <w:szCs w:val="21"/>
-        </w:rPr>
-        <w:t xml:space="preserve">My math evidence is ___.</w:t>
-      </w:r>
-      <w:r>
-        <w:rPr>
-          <w:i/>
-          <w:iCs/>
-          <w:color w:val="5F6F80"/>
-          <w:sz w:val="19"/>
-          <w:szCs w:val="19"/>
-        </w:rPr>
-        <w:br/>
-        <w:t xml:space="preserve">Mi evidencia matemática es ___.</w:t>
-      </w:r>
-    </w:p>
-    <w:p>
-      <w:pPr>
-        <w:spacing w:after="60"/>
-      </w:pPr>
-      <w:r>
-        <w:rPr>
-          <w:color w:val="1A2733"/>
-          <w:sz w:val="21"/>
-          <w:szCs w:val="21"/>
-        </w:rPr>
-        <w:t xml:space="preserve">This proves ___ because ___.</w:t>
-      </w:r>
-      <w:r>
-        <w:rPr>
-          <w:i/>
-          <w:iCs/>
-          <w:color w:val="5F6F80"/>
-          <w:sz w:val="19"/>
-          <w:szCs w:val="19"/>
-        </w:rPr>
-        <w:br/>
-        <w:t xml:space="preserve">Esto demuestra ___ porque ___.</w:t>
-      </w:r>
-    </w:p>
     <w:tbl>
       <w:tblPr>
         <w:tblW w:type="pct" w:w="100%"/>
@@ -2487,7 +2082,7 @@
           <w:sz w:val="24"/>
           <w:szCs w:val="24"/>
         </w:rPr>
-        <w:t xml:space="preserve">4. Check Your Explanation</w:t>
+        <w:t xml:space="preserve">Check Your Explanation</w:t>
       </w:r>
       <w:r>
         <w:rPr>
@@ -2497,7 +2092,7 @@
           <w:sz w:val="19"/>
           <w:szCs w:val="19"/>
         </w:rPr>
-        <w:t xml:space="preserve">   five quick checks</w:t>
+        <w:t xml:space="preserve">   three quick checks</w:t>
       </w:r>
     </w:p>
     <w:p>
@@ -2521,17 +2116,6 @@
         </w:rPr>
         <w:t xml:space="preserve">I answered the question.</w:t>
       </w:r>
-      <w:r>
-        <w:rPr>
-          <w:i/>
-          <w:iCs/>
-          <w:color w:val="5F6F80"/>
-          <w:sz w:val="18"/>
-          <w:szCs w:val="18"/>
-        </w:rPr>
-        <w:br/>
-        <w:t xml:space="preserve">Respondí la pregunta.</w:t>
-      </w:r>
     </w:p>
     <w:p>
       <w:pPr>
@@ -2552,18 +2136,7 @@
           <w:sz w:val="20"/>
           <w:szCs w:val="20"/>
         </w:rPr>
-        <w:t xml:space="preserve">I used math evidence: numbers, an equation, a model, or a comparison.</w:t>
-      </w:r>
-      <w:r>
-        <w:rPr>
-          <w:i/>
-          <w:iCs/>
-          <w:color w:val="5F6F80"/>
-          <w:sz w:val="18"/>
-          <w:szCs w:val="18"/>
-        </w:rPr>
-        <w:br/>
-        <w:t xml:space="preserve">Usé evidencia matemática: números, una ecuación, un modelo o una comparación.</w:t>
+        <w:t xml:space="preserve">I used math evidence: numbers, an equation, or a model.</w:t>
       </w:r>
     </w:p>
     <w:p>
@@ -2585,84 +2158,7 @@
           <w:sz w:val="20"/>
           <w:szCs w:val="20"/>
         </w:rPr>
-        <w:t xml:space="preserve">I explained how the evidence proves my answer.</w:t>
-      </w:r>
-      <w:r>
-        <w:rPr>
-          <w:i/>
-          <w:iCs/>
-          <w:color w:val="5F6F80"/>
-          <w:sz w:val="18"/>
-          <w:szCs w:val="18"/>
-        </w:rPr>
-        <w:br/>
-        <w:t xml:space="preserve">Expliqué cómo la evidencia demuestra mi respuesta.</w:t>
-      </w:r>
-    </w:p>
-    <w:p>
-      <w:pPr>
-        <w:spacing w:after="80"/>
-      </w:pPr>
-      <w:r>
-        <w:rPr>
-          <w:b/>
-          <w:bCs/>
-          <w:color w:val="1FA6A2"/>
-          <w:sz w:val="22"/>
-          <w:szCs w:val="22"/>
-        </w:rPr>
-        <w:t xml:space="preserve">☐  </w:t>
-      </w:r>
-      <w:r>
-        <w:rPr>
-          <w:sz w:val="20"/>
-          <w:szCs w:val="20"/>
-        </w:rPr>
         <w:t xml:space="preserve">I used at least two math words.</w:t>
-      </w:r>
-      <w:r>
-        <w:rPr>
-          <w:i/>
-          <w:iCs/>
-          <w:color w:val="5F6F80"/>
-          <w:sz w:val="18"/>
-          <w:szCs w:val="18"/>
-        </w:rPr>
-        <w:br/>
-        <w:t xml:space="preserve">Usé por lo menos dos palabras matemáticas.</w:t>
-      </w:r>
-    </w:p>
-    <w:p>
-      <w:pPr>
-        <w:spacing w:after="80"/>
-      </w:pPr>
-      <w:r>
-        <w:rPr>
-          <w:b/>
-          <w:bCs/>
-          <w:color w:val="1FA6A2"/>
-          <w:sz w:val="22"/>
-          <w:szCs w:val="22"/>
-        </w:rPr>
-        <w:t xml:space="preserve">☐  </w:t>
-      </w:r>
-      <w:r>
-        <w:rPr>
-          <w:sz w:val="20"/>
-          <w:szCs w:val="20"/>
-        </w:rPr>
-        <w:t xml:space="preserve">I reread complete sentences and punctuation.</w:t>
-      </w:r>
-      <w:r>
-        <w:rPr>
-          <w:i/>
-          <w:iCs/>
-          <w:color w:val="5F6F80"/>
-          <w:sz w:val="18"/>
-          <w:szCs w:val="18"/>
-        </w:rPr>
-        <w:br/>
-        <w:t xml:space="preserve">Volví a leer mis oraciones completas y la puntuación.</w:t>
       </w:r>
     </w:p>
     <w:p>
@@ -5112,7 +4608,7 @@
           <w:sz w:val="20"/>
           <w:szCs w:val="20"/>
         </w:rPr>
-        <w:t xml:space="preserve">☐  I answered the question.</w:t>
+        <w:t xml:space="preserve">☐  The answer to the math question is correct.</w:t>
       </w:r>
     </w:p>
     <w:p>
@@ -5124,7 +4620,7 @@
           <w:sz w:val="20"/>
           <w:szCs w:val="20"/>
         </w:rPr>
-        <w:t xml:space="preserve">☐  I used math evidence: numbers, an equation, a model, or a comparison.</w:t>
+        <w:t xml:space="preserve">☐  The evidence is real lesson mathematics (numbers, equation, or model), not restated claim.</w:t>
       </w:r>
     </w:p>
     <w:p>
@@ -5136,31 +4632,7 @@
           <w:sz w:val="20"/>
           <w:szCs w:val="20"/>
         </w:rPr>
-        <w:t xml:space="preserve">☐  I explained how the evidence proves my answer.</w:t>
-      </w:r>
-    </w:p>
-    <w:p>
-      <w:pPr>
-        <w:spacing w:after="80"/>
-      </w:pPr>
-      <w:r>
-        <w:rPr>
-          <w:sz w:val="20"/>
-          <w:szCs w:val="20"/>
-        </w:rPr>
-        <w:t xml:space="preserve">☐  I used at least two math words.</w:t>
-      </w:r>
-    </w:p>
-    <w:p>
-      <w:pPr>
-        <w:spacing w:after="80"/>
-      </w:pPr>
-      <w:r>
-        <w:rPr>
-          <w:sz w:val="20"/>
-          <w:szCs w:val="20"/>
-        </w:rPr>
-        <w:t xml:space="preserve">☐  I reread complete sentences and punctuation.</w:t>
+        <w:t xml:space="preserve">☐  The support level changed the language scaffolding, never the mathematical expectation.</w:t>
       </w:r>
     </w:p>
     <w:sectPr>
